--- a/abd.docx
+++ b/abd.docx
@@ -337,6 +337,28 @@
     </w:p>
     <w:p>
       <w:pPr>
+        <w:jc w:val="left"/>
+        <w:rPr>
+          <w:rFonts w:cs="Arial"/>
+          <w:b/>
+          <w:caps/>
+          <w:sz w:val="32"/>
+          <w:lang w:val="pt-PT"/>
+        </w:rPr>
+      </w:pPr>
+      <w:r>
+        <w:rPr>
+          <w:rFonts w:cs="Arial"/>
+          <w:b/>
+          <w:caps/>
+          <w:sz w:val="32"/>
+          <w:lang w:val="pt-PT"/>
+        </w:rPr>
+        <w:t>MICHEL NGINAMAU</w:t>
+      </w:r>
+    </w:p>
+    <w:p>
+      <w:pPr>
         <w:rPr>
           <w:rFonts w:cs="Arial"/>
           <w:b/>
@@ -656,6 +678,12 @@
                 <w:noProof/>
                 <w:webHidden/>
               </w:rPr>
+            </w:r>
+            <w:r>
+              <w:rPr>
+                <w:noProof/>
+                <w:webHidden/>
+              </w:rPr>
               <w:fldChar w:fldCharType="separate"/>
             </w:r>
             <w:r>
@@ -720,6 +748,12 @@
                 <w:webHidden/>
               </w:rPr>
               <w:instrText xml:space="preserve"> PAGEREF _Toc231469614 \h </w:instrText>
+            </w:r>
+            <w:r>
+              <w:rPr>
+                <w:noProof/>
+                <w:webHidden/>
+              </w:rPr>
             </w:r>
             <w:r>
               <w:rPr>
@@ -1548,115 +1582,7 @@
           <w:szCs w:val="24"/>
           <w:lang w:val="pt-PT"/>
         </w:rPr>
-        <w:t xml:space="preserve">Este documento descreve em detalhe o </w:t>
-      </w:r>
-      <w:proofErr w:type="spellStart"/>
-      <w:r>
-        <w:rPr>
-          <w:rFonts w:cs="Arial"/>
-          <w:szCs w:val="24"/>
-          <w:lang w:val="pt-PT"/>
-        </w:rPr>
-        <w:t>projecto</w:t>
-      </w:r>
-      <w:proofErr w:type="spellEnd"/>
-      <w:r>
-        <w:rPr>
-          <w:rFonts w:cs="Arial"/>
-          <w:szCs w:val="24"/>
-          <w:lang w:val="pt-PT"/>
-        </w:rPr>
-        <w:t xml:space="preserve"> '</w:t>
-      </w:r>
-      <w:proofErr w:type="spellStart"/>
-      <w:r>
-        <w:rPr>
-          <w:rFonts w:cs="Arial"/>
-          <w:szCs w:val="24"/>
-          <w:lang w:val="pt-PT"/>
-        </w:rPr>
-        <w:t>Operacao</w:t>
-      </w:r>
-      <w:proofErr w:type="spellEnd"/>
-      <w:r>
-        <w:rPr>
-          <w:rFonts w:cs="Arial"/>
-          <w:szCs w:val="24"/>
-          <w:lang w:val="pt-PT"/>
-        </w:rPr>
-        <w:t xml:space="preserve"> Banco Blindado', desenvolvido no </w:t>
-      </w:r>
-      <w:proofErr w:type="spellStart"/>
-      <w:r>
-        <w:rPr>
-          <w:rFonts w:cs="Arial"/>
-          <w:szCs w:val="24"/>
-          <w:lang w:val="pt-PT"/>
-        </w:rPr>
-        <w:t>ambito</w:t>
-      </w:r>
-      <w:proofErr w:type="spellEnd"/>
-      <w:r>
-        <w:rPr>
-          <w:rFonts w:cs="Arial"/>
-          <w:szCs w:val="24"/>
-          <w:lang w:val="pt-PT"/>
-        </w:rPr>
-        <w:t xml:space="preserve"> da disciplina de </w:t>
-      </w:r>
-      <w:proofErr w:type="spellStart"/>
-      <w:r>
-        <w:rPr>
-          <w:rFonts w:cs="Arial"/>
-          <w:szCs w:val="24"/>
-          <w:lang w:val="pt-PT"/>
-        </w:rPr>
-        <w:t>Administracao</w:t>
-      </w:r>
-      <w:proofErr w:type="spellEnd"/>
-      <w:r>
-        <w:rPr>
-          <w:rFonts w:cs="Arial"/>
-          <w:szCs w:val="24"/>
-          <w:lang w:val="pt-PT"/>
-        </w:rPr>
-        <w:t xml:space="preserve"> de Banco de Dados do 4 ano do Instituto de Tecnologias de </w:t>
-      </w:r>
-      <w:proofErr w:type="spellStart"/>
-      <w:r>
-        <w:rPr>
-          <w:rFonts w:cs="Arial"/>
-          <w:szCs w:val="24"/>
-          <w:lang w:val="pt-PT"/>
-        </w:rPr>
-        <w:t>Informacao</w:t>
-      </w:r>
-      <w:proofErr w:type="spellEnd"/>
-      <w:r>
-        <w:rPr>
-          <w:rFonts w:cs="Arial"/>
-          <w:szCs w:val="24"/>
-          <w:lang w:val="pt-PT"/>
-        </w:rPr>
-        <w:t xml:space="preserve"> e </w:t>
-      </w:r>
-      <w:proofErr w:type="spellStart"/>
-      <w:r>
-        <w:rPr>
-          <w:rFonts w:cs="Arial"/>
-          <w:szCs w:val="24"/>
-          <w:lang w:val="pt-PT"/>
-        </w:rPr>
-        <w:t>Comunicacao</w:t>
-      </w:r>
-      <w:proofErr w:type="spellEnd"/>
-      <w:r>
-        <w:rPr>
-          <w:rFonts w:cs="Arial"/>
-          <w:szCs w:val="24"/>
-          <w:lang w:val="pt-PT"/>
-        </w:rPr>
-        <w:t xml:space="preserve"> da Universidade de Luanda.</w:t>
+        <w:t>Este documento descreve em detalhe o projecto 'Operacao Banco Blindado', desenvolvido no ambito da disciplina de Administracao de Banco de Dados do 4 ano do Instituto de Tecnologias de Informacao e Comunicacao da Universidade de Luanda.</w:t>
       </w:r>
     </w:p>
     <w:tbl>
@@ -1744,7 +1670,6 @@
                 <w:lang w:val="pt-PT"/>
               </w:rPr>
             </w:pPr>
-            <w:proofErr w:type="spellStart"/>
             <w:r>
               <w:rPr>
                 <w:rFonts w:cs="Arial"/>
@@ -1755,7 +1680,6 @@
               </w:rPr>
               <w:t>Cenario</w:t>
             </w:r>
-            <w:proofErr w:type="spellEnd"/>
           </w:p>
           <w:p>
             <w:pPr>
@@ -1771,133 +1695,7 @@
                 <w:szCs w:val="24"/>
                 <w:lang w:val="pt-PT"/>
               </w:rPr>
-              <w:t xml:space="preserve">Uma </w:t>
-            </w:r>
-            <w:proofErr w:type="spellStart"/>
-            <w:r>
-              <w:rPr>
-                <w:rFonts w:cs="Arial"/>
-                <w:szCs w:val="24"/>
-                <w:lang w:val="pt-PT"/>
-              </w:rPr>
-              <w:t>startup</w:t>
-            </w:r>
-            <w:proofErr w:type="spellEnd"/>
-            <w:r>
-              <w:rPr>
-                <w:rFonts w:cs="Arial"/>
-                <w:szCs w:val="24"/>
-                <w:lang w:val="pt-PT"/>
-              </w:rPr>
-              <w:t xml:space="preserve"> de e-commerce angolana cresceu </w:t>
-            </w:r>
-            <w:proofErr w:type="spellStart"/>
-            <w:r>
-              <w:rPr>
-                <w:rFonts w:cs="Arial"/>
-                <w:szCs w:val="24"/>
-                <w:lang w:val="pt-PT"/>
-              </w:rPr>
-              <w:t>rapido</w:t>
-            </w:r>
-            <w:proofErr w:type="spellEnd"/>
-            <w:r>
-              <w:rPr>
-                <w:rFonts w:cs="Arial"/>
-                <w:szCs w:val="24"/>
-                <w:lang w:val="pt-PT"/>
-              </w:rPr>
-              <w:t xml:space="preserve"> demais. O banco de dados </w:t>
-            </w:r>
-            <w:proofErr w:type="spellStart"/>
-            <w:r>
-              <w:rPr>
-                <w:rFonts w:cs="Arial"/>
-                <w:szCs w:val="24"/>
-                <w:lang w:val="pt-PT"/>
-              </w:rPr>
-              <w:t>actual</w:t>
-            </w:r>
-            <w:proofErr w:type="spellEnd"/>
-            <w:r>
-              <w:rPr>
-                <w:rFonts w:cs="Arial"/>
-                <w:szCs w:val="24"/>
-                <w:lang w:val="pt-PT"/>
-              </w:rPr>
-              <w:t xml:space="preserve"> </w:t>
-            </w:r>
-            <w:proofErr w:type="spellStart"/>
-            <w:r>
-              <w:rPr>
-                <w:rFonts w:cs="Arial"/>
-                <w:szCs w:val="24"/>
-                <w:lang w:val="pt-PT"/>
-              </w:rPr>
-              <w:t>nao</w:t>
-            </w:r>
-            <w:proofErr w:type="spellEnd"/>
-            <w:r>
-              <w:rPr>
-                <w:rFonts w:cs="Arial"/>
-                <w:szCs w:val="24"/>
-                <w:lang w:val="pt-PT"/>
-              </w:rPr>
-              <w:t xml:space="preserve"> tem backup automatizado, qualquer pessoa </w:t>
-            </w:r>
-            <w:proofErr w:type="spellStart"/>
-            <w:r>
-              <w:rPr>
-                <w:rFonts w:cs="Arial"/>
-                <w:szCs w:val="24"/>
-                <w:lang w:val="pt-PT"/>
-              </w:rPr>
-              <w:t>acessa</w:t>
-            </w:r>
-            <w:proofErr w:type="spellEnd"/>
-            <w:r>
-              <w:rPr>
-                <w:rFonts w:cs="Arial"/>
-                <w:szCs w:val="24"/>
-                <w:lang w:val="pt-PT"/>
-              </w:rPr>
-              <w:t xml:space="preserve"> tudo, e o sistema fica lento em </w:t>
-            </w:r>
-            <w:proofErr w:type="spellStart"/>
-            <w:r>
-              <w:rPr>
-                <w:rFonts w:cs="Arial"/>
-                <w:szCs w:val="24"/>
-                <w:lang w:val="pt-PT"/>
-              </w:rPr>
-              <w:t>horarios</w:t>
-            </w:r>
-            <w:proofErr w:type="spellEnd"/>
-            <w:r>
-              <w:rPr>
-                <w:rFonts w:cs="Arial"/>
-                <w:szCs w:val="24"/>
-                <w:lang w:val="pt-PT"/>
-              </w:rPr>
-              <w:t xml:space="preserve"> de pico. A </w:t>
-            </w:r>
-            <w:proofErr w:type="spellStart"/>
-            <w:r>
-              <w:rPr>
-                <w:rFonts w:cs="Arial"/>
-                <w:szCs w:val="24"/>
-                <w:lang w:val="pt-PT"/>
-              </w:rPr>
-              <w:t>missao</w:t>
-            </w:r>
-            <w:proofErr w:type="spellEnd"/>
-            <w:r>
-              <w:rPr>
-                <w:rFonts w:cs="Arial"/>
-                <w:szCs w:val="24"/>
-                <w:lang w:val="pt-PT"/>
-              </w:rPr>
-              <w:t xml:space="preserve"> e reestruturar este ambiente.</w:t>
+              <w:t>Uma startup de e-commerce angolana cresceu rapido demais. O banco de dados actual nao tem backup automatizado, qualquer pessoa acessa tudo, e o sistema fica lento em horarios de pico. A missao e reestruturar este ambiente.</w:t>
             </w:r>
           </w:p>
         </w:tc>
@@ -1918,27 +1716,17 @@
       </w:pPr>
       <w:bookmarkStart w:id="3" w:name="_Toc133249418"/>
       <w:bookmarkStart w:id="4" w:name="_Toc231469616"/>
-      <w:proofErr w:type="spellStart"/>
       <w:r>
         <w:t>Objectivo</w:t>
       </w:r>
       <w:r>
-        <w:t>s</w:t>
-      </w:r>
-      <w:proofErr w:type="spellEnd"/>
-      <w:r>
-        <w:t xml:space="preserve"> </w:t>
+        <w:t xml:space="preserve">s </w:t>
       </w:r>
       <w:bookmarkEnd w:id="3"/>
       <w:r>
-        <w:t xml:space="preserve">do </w:t>
-      </w:r>
-      <w:proofErr w:type="spellStart"/>
-      <w:r>
-        <w:t>projecto</w:t>
+        <w:t>do projecto</w:t>
       </w:r>
       <w:bookmarkEnd w:id="4"/>
-      <w:proofErr w:type="spellEnd"/>
     </w:p>
     <w:p>
       <w:pPr>
@@ -1954,30 +1742,8 @@
         <w:rPr>
           <w:lang w:val="pt-PT"/>
         </w:rPr>
-        <w:t xml:space="preserve">Migrar dados de um arquivo CSV bruto para um banco relacional </w:t>
+        <w:t>Migrar dados de um arquivo CSV bruto para um banco relacional PostgreSQL com normalizacao</w:t>
       </w:r>
-      <w:proofErr w:type="spellStart"/>
-      <w:r>
-        <w:rPr>
-          <w:lang w:val="pt-PT"/>
-        </w:rPr>
-        <w:t>PostgreSQL</w:t>
-      </w:r>
-      <w:proofErr w:type="spellEnd"/>
-      <w:r>
-        <w:rPr>
-          <w:lang w:val="pt-PT"/>
-        </w:rPr>
-        <w:t xml:space="preserve"> com </w:t>
-      </w:r>
-      <w:proofErr w:type="spellStart"/>
-      <w:r>
-        <w:rPr>
-          <w:lang w:val="pt-PT"/>
-        </w:rPr>
-        <w:t>normalizacao</w:t>
-      </w:r>
-      <w:proofErr w:type="spellEnd"/>
     </w:p>
     <w:p>
       <w:pPr>
@@ -1993,63 +1759,7 @@
         <w:rPr>
           <w:lang w:val="pt-PT"/>
         </w:rPr>
-        <w:t xml:space="preserve">Criar </w:t>
-      </w:r>
-      <w:proofErr w:type="spellStart"/>
-      <w:r>
-        <w:rPr>
-          <w:lang w:val="pt-PT"/>
-        </w:rPr>
-        <w:t>niveis</w:t>
-      </w:r>
-      <w:proofErr w:type="spellEnd"/>
-      <w:r>
-        <w:rPr>
-          <w:lang w:val="pt-PT"/>
-        </w:rPr>
-        <w:t xml:space="preserve"> de acesso (</w:t>
-      </w:r>
-      <w:proofErr w:type="spellStart"/>
-      <w:r>
-        <w:rPr>
-          <w:lang w:val="pt-PT"/>
-        </w:rPr>
-        <w:t>estagiario</w:t>
-      </w:r>
-      <w:proofErr w:type="spellEnd"/>
-      <w:r>
-        <w:rPr>
-          <w:lang w:val="pt-PT"/>
-        </w:rPr>
-        <w:t xml:space="preserve"> </w:t>
-      </w:r>
-      <w:proofErr w:type="spellStart"/>
-      <w:r>
-        <w:rPr>
-          <w:lang w:val="pt-PT"/>
-        </w:rPr>
-        <w:t>so</w:t>
-      </w:r>
-      <w:proofErr w:type="spellEnd"/>
-      <w:r>
-        <w:rPr>
-          <w:lang w:val="pt-PT"/>
-        </w:rPr>
-        <w:t xml:space="preserve"> </w:t>
-      </w:r>
-      <w:proofErr w:type="spellStart"/>
-      <w:r>
-        <w:rPr>
-          <w:lang w:val="pt-PT"/>
-        </w:rPr>
-        <w:t>le</w:t>
-      </w:r>
-      <w:proofErr w:type="spellEnd"/>
-      <w:r>
-        <w:rPr>
-          <w:lang w:val="pt-PT"/>
-        </w:rPr>
-        <w:t>, gerente edita, sistema apenas insere)</w:t>
+        <w:t>Criar niveis de acesso (estagiario so le, gerente edita, sistema apenas insere)</w:t>
       </w:r>
     </w:p>
     <w:p>
@@ -2066,44 +1776,8 @@
         <w:rPr>
           <w:lang w:val="pt-PT"/>
         </w:rPr>
-        <w:t xml:space="preserve">Configurar um script de backup </w:t>
+        <w:t>Configurar um script de backup automatico e um plano de recuperacao rapida</w:t>
       </w:r>
-      <w:proofErr w:type="spellStart"/>
-      <w:r>
-        <w:rPr>
-          <w:lang w:val="pt-PT"/>
-        </w:rPr>
-        <w:t>automatico</w:t>
-      </w:r>
-      <w:proofErr w:type="spellEnd"/>
-      <w:r>
-        <w:rPr>
-          <w:lang w:val="pt-PT"/>
-        </w:rPr>
-        <w:t xml:space="preserve"> e um plano de </w:t>
-      </w:r>
-      <w:proofErr w:type="spellStart"/>
-      <w:r>
-        <w:rPr>
-          <w:lang w:val="pt-PT"/>
-        </w:rPr>
-        <w:t>recuperacao</w:t>
-      </w:r>
-      <w:proofErr w:type="spellEnd"/>
-      <w:r>
-        <w:rPr>
-          <w:lang w:val="pt-PT"/>
-        </w:rPr>
-        <w:t xml:space="preserve"> </w:t>
-      </w:r>
-      <w:proofErr w:type="spellStart"/>
-      <w:r>
-        <w:rPr>
-          <w:lang w:val="pt-PT"/>
-        </w:rPr>
-        <w:t>rapida</w:t>
-      </w:r>
-      <w:proofErr w:type="spellEnd"/>
     </w:p>
     <w:p>
       <w:pPr>
@@ -2119,21 +1793,7 @@
         <w:rPr>
           <w:lang w:val="pt-PT"/>
         </w:rPr>
-        <w:t xml:space="preserve">Identificar gargalos de performance e criar </w:t>
-      </w:r>
-      <w:proofErr w:type="spellStart"/>
-      <w:r>
-        <w:rPr>
-          <w:lang w:val="pt-PT"/>
-        </w:rPr>
-        <w:t>indices</w:t>
-      </w:r>
-      <w:proofErr w:type="spellEnd"/>
-      <w:r>
-        <w:rPr>
-          <w:lang w:val="pt-PT"/>
-        </w:rPr>
-        <w:t xml:space="preserve"> para consultas lentas</w:t>
+        <w:t>Identificar gargalos de performance e criar indices para consultas lentas</w:t>
       </w:r>
     </w:p>
     <w:p>
@@ -2226,34 +1886,14 @@
                 <w:lang w:val="pt-PT"/>
               </w:rPr>
             </w:pPr>
-            <w:proofErr w:type="spellStart"/>
             <w:r>
               <w:rPr>
                 <w:b/>
                 <w:bCs/>
                 <w:lang w:val="pt-PT"/>
               </w:rPr>
-              <w:t>Funcao</w:t>
-            </w:r>
-            <w:proofErr w:type="spellEnd"/>
-            <w:r>
-              <w:rPr>
-                <w:b/>
-                <w:bCs/>
-                <w:lang w:val="pt-PT"/>
-              </w:rPr>
-              <w:t xml:space="preserve"> no </w:t>
-            </w:r>
-            <w:proofErr w:type="spellStart"/>
-            <w:r>
-              <w:rPr>
-                <w:b/>
-                <w:bCs/>
-                <w:lang w:val="pt-PT"/>
-              </w:rPr>
-              <w:t>Projecto</w:t>
-            </w:r>
-            <w:proofErr w:type="spellEnd"/>
+              <w:t>Funcao no Projecto</w:t>
+            </w:r>
           </w:p>
         </w:tc>
       </w:tr>
@@ -2282,19 +1922,11 @@
                 <w:lang w:val="pt-PT"/>
               </w:rPr>
             </w:pPr>
-            <w:proofErr w:type="spellStart"/>
             <w:r>
               <w:rPr>
                 <w:lang w:val="pt-PT"/>
               </w:rPr>
-              <w:t>PostgreSQL</w:t>
-            </w:r>
-            <w:proofErr w:type="spellEnd"/>
-            <w:r>
-              <w:rPr>
-                <w:lang w:val="pt-PT"/>
-              </w:rPr>
-              <w:t xml:space="preserve"> 16</w:t>
+              <w:t>PostgreSQL 16</w:t>
             </w:r>
           </w:p>
         </w:tc>
@@ -2356,14 +1988,12 @@
                 <w:lang w:val="pt-PT"/>
               </w:rPr>
             </w:pPr>
-            <w:proofErr w:type="spellStart"/>
             <w:r>
               <w:rPr>
                 <w:lang w:val="pt-PT"/>
               </w:rPr>
               <w:t>pgcrypto</w:t>
             </w:r>
-            <w:proofErr w:type="spellEnd"/>
           </w:p>
         </w:tc>
         <w:tc>
@@ -2390,56 +2020,12 @@
                 <w:lang w:val="pt-PT"/>
               </w:rPr>
             </w:pPr>
-            <w:proofErr w:type="spellStart"/>
             <w:r>
               <w:rPr>
                 <w:lang w:val="pt-PT"/>
               </w:rPr>
-              <w:t>Extensao</w:t>
-            </w:r>
-            <w:proofErr w:type="spellEnd"/>
-            <w:r>
-              <w:rPr>
-                <w:lang w:val="pt-PT"/>
-              </w:rPr>
-              <w:t xml:space="preserve"> do </w:t>
-            </w:r>
-            <w:proofErr w:type="spellStart"/>
-            <w:r>
-              <w:rPr>
-                <w:lang w:val="pt-PT"/>
-              </w:rPr>
-              <w:t>PostgreSQL</w:t>
-            </w:r>
-            <w:proofErr w:type="spellEnd"/>
-            <w:r>
-              <w:rPr>
-                <w:lang w:val="pt-PT"/>
-              </w:rPr>
-              <w:t xml:space="preserve"> para </w:t>
-            </w:r>
-            <w:proofErr w:type="spellStart"/>
-            <w:r>
-              <w:rPr>
-                <w:lang w:val="pt-PT"/>
-              </w:rPr>
-              <w:t>encriptacao</w:t>
-            </w:r>
-            <w:proofErr w:type="spellEnd"/>
-            <w:r>
-              <w:rPr>
-                <w:lang w:val="pt-PT"/>
-              </w:rPr>
-              <w:t xml:space="preserve"> de senhas com </w:t>
-            </w:r>
-            <w:proofErr w:type="spellStart"/>
-            <w:r>
-              <w:rPr>
-                <w:lang w:val="pt-PT"/>
-              </w:rPr>
-              <w:t>bcrypt</w:t>
-            </w:r>
-            <w:proofErr w:type="spellEnd"/>
+              <w:t>Extensao do PostgreSQL para encriptacao de senhas com bcrypt</w:t>
+            </w:r>
           </w:p>
         </w:tc>
       </w:tr>
@@ -2468,29 +2054,13 @@
                 <w:lang w:val="pt-PT"/>
               </w:rPr>
             </w:pPr>
-            <w:proofErr w:type="spellStart"/>
             <w:r>
               <w:rPr>
                 <w:lang w:val="pt-PT"/>
               </w:rPr>
               <w:lastRenderedPageBreak/>
-              <w:t>pg_dump</w:t>
-            </w:r>
-            <w:proofErr w:type="spellEnd"/>
-            <w:r>
-              <w:rPr>
-                <w:lang w:val="pt-PT"/>
-              </w:rPr>
-              <w:t xml:space="preserve"> / </w:t>
-            </w:r>
-            <w:proofErr w:type="spellStart"/>
-            <w:r>
-              <w:rPr>
-                <w:lang w:val="pt-PT"/>
-              </w:rPr>
-              <w:t>psql</w:t>
-            </w:r>
-            <w:proofErr w:type="spellEnd"/>
+              <w:t>pg_dump / psql</w:t>
+            </w:r>
           </w:p>
         </w:tc>
         <w:tc>
@@ -2521,30 +2091,8 @@
               <w:rPr>
                 <w:lang w:val="pt-PT"/>
               </w:rPr>
-              <w:t xml:space="preserve">Ferramentas nativas do </w:t>
-            </w:r>
-            <w:proofErr w:type="spellStart"/>
-            <w:r>
-              <w:rPr>
-                <w:lang w:val="pt-PT"/>
-              </w:rPr>
-              <w:t>PostgreSQL</w:t>
-            </w:r>
-            <w:proofErr w:type="spellEnd"/>
-            <w:r>
-              <w:rPr>
-                <w:lang w:val="pt-PT"/>
-              </w:rPr>
-              <w:t xml:space="preserve"> para backup e </w:t>
-            </w:r>
-            <w:proofErr w:type="spellStart"/>
-            <w:r>
-              <w:rPr>
-                <w:lang w:val="pt-PT"/>
-              </w:rPr>
-              <w:t>restore</w:t>
-            </w:r>
-            <w:proofErr w:type="spellEnd"/>
+              <w:t>Ferramentas nativas do PostgreSQL para backup e restore</w:t>
+            </w:r>
           </w:p>
         </w:tc>
       </w:tr>
@@ -2609,44 +2157,8 @@
               <w:rPr>
                 <w:lang w:val="pt-PT"/>
               </w:rPr>
-              <w:t>Scripts .</w:t>
-            </w:r>
-            <w:proofErr w:type="spellStart"/>
-            <w:r>
-              <w:rPr>
-                <w:lang w:val="pt-PT"/>
-              </w:rPr>
-              <w:t>sh</w:t>
-            </w:r>
-            <w:proofErr w:type="spellEnd"/>
-            <w:r>
-              <w:rPr>
-                <w:lang w:val="pt-PT"/>
-              </w:rPr>
-              <w:t xml:space="preserve"> para automatizar o backup </w:t>
-            </w:r>
-            <w:proofErr w:type="spellStart"/>
-            <w:r>
-              <w:rPr>
-                <w:lang w:val="pt-PT"/>
-              </w:rPr>
-              <w:t>diario</w:t>
-            </w:r>
-            <w:proofErr w:type="spellEnd"/>
-            <w:r>
-              <w:rPr>
-                <w:lang w:val="pt-PT"/>
-              </w:rPr>
-              <w:t xml:space="preserve"> via </w:t>
-            </w:r>
-            <w:proofErr w:type="spellStart"/>
-            <w:r>
-              <w:rPr>
-                <w:lang w:val="pt-PT"/>
-              </w:rPr>
-              <w:t>cron</w:t>
-            </w:r>
-            <w:proofErr w:type="spellEnd"/>
+              <w:t>Scripts .sh para automatizar o backup diario via cron</w:t>
+            </w:r>
           </w:p>
         </w:tc>
       </w:tr>
@@ -2711,16 +2223,8 @@
               <w:rPr>
                 <w:lang w:val="pt-PT"/>
               </w:rPr>
-              <w:t xml:space="preserve">Linguagem para criar tabelas, inserir dados e gerir </w:t>
-            </w:r>
-            <w:proofErr w:type="spellStart"/>
-            <w:r>
-              <w:rPr>
-                <w:lang w:val="pt-PT"/>
-              </w:rPr>
-              <w:t>permissoes</w:t>
-            </w:r>
-            <w:proofErr w:type="spellEnd"/>
+              <w:t>Linguagem para criar tabelas, inserir dados e gerir permissoes</w:t>
+            </w:r>
           </w:p>
         </w:tc>
       </w:tr>
@@ -2820,25 +2324,7 @@
           <w:bCs/>
           <w:lang w:val="pt-PT"/>
         </w:rPr>
-        <w:t xml:space="preserve">Com </w:t>
-      </w:r>
-      <w:proofErr w:type="spellStart"/>
-      <w:r>
-        <w:rPr>
-          <w:b/>
-          <w:bCs/>
-          <w:lang w:val="pt-PT"/>
-        </w:rPr>
-        <w:t>PostgreSQL</w:t>
-      </w:r>
-      <w:proofErr w:type="spellEnd"/>
-      <w:r>
-        <w:rPr>
-          <w:b/>
-          <w:bCs/>
-          <w:lang w:val="pt-PT"/>
-        </w:rPr>
-        <w:t xml:space="preserve"> instalado localmente</w:t>
+        <w:t>Com PostgreSQL instalado localmente</w:t>
       </w:r>
     </w:p>
     <w:tbl>
@@ -2898,47 +2384,11 @@
                 <w:lang w:val="pt-PT"/>
               </w:rPr>
             </w:pPr>
-            <w:proofErr w:type="spellStart"/>
             <w:r>
               <w:rPr>
                 <w:lang w:val="pt-PT"/>
               </w:rPr>
-              <w:t>psql</w:t>
-            </w:r>
-            <w:proofErr w:type="spellEnd"/>
-            <w:r>
-              <w:rPr>
-                <w:lang w:val="pt-PT"/>
-              </w:rPr>
-              <w:t xml:space="preserve"> -U </w:t>
-            </w:r>
-            <w:proofErr w:type="spellStart"/>
-            <w:r>
-              <w:rPr>
-                <w:lang w:val="pt-PT"/>
-              </w:rPr>
-              <w:t>postgres</w:t>
-            </w:r>
-            <w:proofErr w:type="spellEnd"/>
-            <w:r>
-              <w:rPr>
-                <w:lang w:val="pt-PT"/>
-              </w:rPr>
-              <w:t xml:space="preserve"> -c "CREATE DATABASE </w:t>
-            </w:r>
-            <w:proofErr w:type="spellStart"/>
-            <w:r>
-              <w:rPr>
-                <w:lang w:val="pt-PT"/>
-              </w:rPr>
-              <w:t>ecommerce_db</w:t>
-            </w:r>
-            <w:proofErr w:type="spellEnd"/>
-            <w:r>
-              <w:rPr>
-                <w:lang w:val="pt-PT"/>
-              </w:rPr>
-              <w:t>;"</w:t>
+              <w:t>psql -U postgres -c "CREATE DATABASE ecommerce_db;"</w:t>
             </w:r>
           </w:p>
           <w:p>
@@ -2951,125 +2401,7 @@
               <w:rPr>
                 <w:lang w:val="pt-PT"/>
               </w:rPr>
-              <w:t xml:space="preserve"># 2. Executar as </w:t>
-            </w:r>
-            <w:proofErr w:type="spellStart"/>
-            <w:r>
-              <w:rPr>
-                <w:lang w:val="pt-PT"/>
-              </w:rPr>
-              <w:t>migrations</w:t>
-            </w:r>
-            <w:proofErr w:type="spellEnd"/>
-            <w:r>
-              <w:rPr>
-                <w:lang w:val="pt-PT"/>
-              </w:rPr>
-              <w:t xml:space="preserve"> por ordem</w:t>
-            </w:r>
-          </w:p>
-          <w:p>
-            <w:proofErr w:type="spellStart"/>
-            <w:r>
-              <w:t>psql</w:t>
-            </w:r>
-            <w:proofErr w:type="spellEnd"/>
-            <w:r>
-              <w:t xml:space="preserve"> -U </w:t>
-            </w:r>
-            <w:proofErr w:type="spellStart"/>
-            <w:r>
-              <w:t>postgres</w:t>
-            </w:r>
-            <w:proofErr w:type="spellEnd"/>
-            <w:r>
-              <w:t xml:space="preserve"> -d </w:t>
-            </w:r>
-            <w:proofErr w:type="spellStart"/>
-            <w:r>
-              <w:t>ecommerce_db</w:t>
-            </w:r>
-            <w:proofErr w:type="spellEnd"/>
-            <w:r>
-              <w:t xml:space="preserve"> -f migrations/001_create_tables.sql</w:t>
-            </w:r>
-          </w:p>
-          <w:p>
-            <w:proofErr w:type="spellStart"/>
-            <w:r>
-              <w:t>psql</w:t>
-            </w:r>
-            <w:proofErr w:type="spellEnd"/>
-            <w:r>
-              <w:t xml:space="preserve"> -U </w:t>
-            </w:r>
-            <w:proofErr w:type="spellStart"/>
-            <w:r>
-              <w:t>postgres</w:t>
-            </w:r>
-            <w:proofErr w:type="spellEnd"/>
-            <w:r>
-              <w:t xml:space="preserve"> -d </w:t>
-            </w:r>
-            <w:proofErr w:type="spellStart"/>
-            <w:r>
-              <w:t>ecommerce_db</w:t>
-            </w:r>
-            <w:proofErr w:type="spellEnd"/>
-            <w:r>
-              <w:t xml:space="preserve"> -f migrations/002_sample_data.sql</w:t>
-            </w:r>
-          </w:p>
-          <w:p>
-            <w:proofErr w:type="spellStart"/>
-            <w:r>
-              <w:t>psql</w:t>
-            </w:r>
-            <w:proofErr w:type="spellEnd"/>
-            <w:r>
-              <w:t xml:space="preserve"> -U </w:t>
-            </w:r>
-            <w:proofErr w:type="spellStart"/>
-            <w:r>
-              <w:t>postgres</w:t>
-            </w:r>
-            <w:proofErr w:type="spellEnd"/>
-            <w:r>
-              <w:t xml:space="preserve"> -d </w:t>
-            </w:r>
-            <w:proofErr w:type="spellStart"/>
-            <w:r>
-              <w:t>ecommerce_db</w:t>
-            </w:r>
-            <w:proofErr w:type="spellEnd"/>
-            <w:r>
-              <w:t xml:space="preserve"> -f migrations/003_create_roles.sql</w:t>
-            </w:r>
-          </w:p>
-          <w:p>
-            <w:proofErr w:type="spellStart"/>
-            <w:r>
-              <w:t>psql</w:t>
-            </w:r>
-            <w:proofErr w:type="spellEnd"/>
-            <w:r>
-              <w:t xml:space="preserve"> -U </w:t>
-            </w:r>
-            <w:proofErr w:type="spellStart"/>
-            <w:r>
-              <w:t>postgres</w:t>
-            </w:r>
-            <w:proofErr w:type="spellEnd"/>
-            <w:r>
-              <w:t xml:space="preserve"> -d </w:t>
-            </w:r>
-            <w:proofErr w:type="spellStart"/>
-            <w:r>
-              <w:t>ecommerce_db</w:t>
-            </w:r>
-            <w:proofErr w:type="spellEnd"/>
-            <w:r>
-              <w:t xml:space="preserve"> -f migrations/004_create_indexes.sql</w:t>
+              <w:t># 2. Executar as migrations por ordem</w:t>
             </w:r>
           </w:p>
           <w:p>
@@ -3082,7 +2414,7 @@
               <w:rPr>
                 <w:lang w:val="pt-PT"/>
               </w:rPr>
-              <w:t># 3. Verificar tabelas criadas</w:t>
+              <w:t>psql -U postgres -d ecommerce_db -f migrations/001_create_tables.sql</w:t>
             </w:r>
           </w:p>
           <w:p>
@@ -3091,42 +2423,22 @@
                 <w:lang w:val="pt-PT"/>
               </w:rPr>
             </w:pPr>
-            <w:proofErr w:type="spellStart"/>
             <w:r>
               <w:rPr>
                 <w:lang w:val="pt-PT"/>
               </w:rPr>
-              <w:t>psql</w:t>
-            </w:r>
-            <w:proofErr w:type="spellEnd"/>
-            <w:r>
-              <w:rPr>
-                <w:lang w:val="pt-PT"/>
-              </w:rPr>
-              <w:t xml:space="preserve"> -U </w:t>
-            </w:r>
-            <w:proofErr w:type="spellStart"/>
-            <w:r>
-              <w:rPr>
-                <w:lang w:val="pt-PT"/>
-              </w:rPr>
-              <w:t>postgres</w:t>
-            </w:r>
-            <w:proofErr w:type="spellEnd"/>
-            <w:r>
-              <w:rPr>
-                <w:lang w:val="pt-PT"/>
-              </w:rPr>
-              <w:t xml:space="preserve"> -d </w:t>
-            </w:r>
-            <w:proofErr w:type="spellStart"/>
-            <w:r>
-              <w:rPr>
-                <w:lang w:val="pt-PT"/>
-              </w:rPr>
-              <w:t>ecommerce_db</w:t>
-            </w:r>
-            <w:proofErr w:type="spellEnd"/>
+              <w:t>psql -U postgres -d ecommerce_db -f migrations/002_sample_data.sql</w:t>
+            </w:r>
+          </w:p>
+          <w:p>
+            <w:r>
+              <w:t>psql -U postgres -d ecommerce_db -f migrations/003_create_roles.sql</w:t>
+            </w:r>
+          </w:p>
+          <w:p>
+            <w:r>
+              <w:t>psql -U postgres -d ecommerce_db -f migrations/004_create_indexes.sql</w:t>
+            </w:r>
           </w:p>
           <w:p>
             <w:pPr>
@@ -3138,16 +2450,34 @@
               <w:rPr>
                 <w:lang w:val="pt-PT"/>
               </w:rPr>
-              <w:t>\</w:t>
-            </w:r>
-            <w:proofErr w:type="spellStart"/>
-            <w:r>
+              <w:t># 3. Verificar tabelas criadas</w:t>
+            </w:r>
+          </w:p>
+          <w:p>
+            <w:pPr>
               <w:rPr>
                 <w:lang w:val="pt-PT"/>
               </w:rPr>
-              <w:t>dt</w:t>
-            </w:r>
-            <w:proofErr w:type="spellEnd"/>
+            </w:pPr>
+            <w:r>
+              <w:rPr>
+                <w:lang w:val="pt-PT"/>
+              </w:rPr>
+              <w:t>psql -U postgres -d ecommerce_db</w:t>
+            </w:r>
+          </w:p>
+          <w:p>
+            <w:pPr>
+              <w:rPr>
+                <w:lang w:val="pt-PT"/>
+              </w:rPr>
+            </w:pPr>
+            <w:r>
+              <w:rPr>
+                <w:lang w:val="pt-PT"/>
+              </w:rPr>
+              <w:t>\dt</w:t>
+            </w:r>
           </w:p>
         </w:tc>
       </w:tr>
@@ -3223,21 +2553,7 @@
                 <w:lang w:val="pt-PT"/>
               </w:rPr>
               <w:lastRenderedPageBreak/>
-              <w:t xml:space="preserve"># Sobe o container e executa as </w:t>
-            </w:r>
-            <w:proofErr w:type="spellStart"/>
-            <w:r>
-              <w:rPr>
-                <w:lang w:val="pt-PT"/>
-              </w:rPr>
-              <w:t>migrations</w:t>
-            </w:r>
-            <w:proofErr w:type="spellEnd"/>
-            <w:r>
-              <w:rPr>
-                <w:lang w:val="pt-PT"/>
-              </w:rPr>
-              <w:t xml:space="preserve"> automaticamente</w:t>
+              <w:t># Sobe o container e executa as migrations automaticamente</w:t>
             </w:r>
           </w:p>
           <w:p>
@@ -3246,47 +2562,11 @@
                 <w:lang w:val="pt-PT"/>
               </w:rPr>
             </w:pPr>
-            <w:proofErr w:type="spellStart"/>
             <w:r>
               <w:rPr>
                 <w:lang w:val="pt-PT"/>
               </w:rPr>
-              <w:t>docker</w:t>
-            </w:r>
-            <w:proofErr w:type="spellEnd"/>
-            <w:r>
-              <w:rPr>
-                <w:lang w:val="pt-PT"/>
-              </w:rPr>
-              <w:t xml:space="preserve"> </w:t>
-            </w:r>
-            <w:proofErr w:type="spellStart"/>
-            <w:r>
-              <w:rPr>
-                <w:lang w:val="pt-PT"/>
-              </w:rPr>
-              <w:t>compose</w:t>
-            </w:r>
-            <w:proofErr w:type="spellEnd"/>
-            <w:r>
-              <w:rPr>
-                <w:lang w:val="pt-PT"/>
-              </w:rPr>
-              <w:t xml:space="preserve"> </w:t>
-            </w:r>
-            <w:proofErr w:type="spellStart"/>
-            <w:r>
-              <w:rPr>
-                <w:lang w:val="pt-PT"/>
-              </w:rPr>
-              <w:t>up</w:t>
-            </w:r>
-            <w:proofErr w:type="spellEnd"/>
-            <w:r>
-              <w:rPr>
-                <w:lang w:val="pt-PT"/>
-              </w:rPr>
-              <w:t xml:space="preserve"> -d</w:t>
+              <w:t>docker compose up -d</w:t>
             </w:r>
           </w:p>
           <w:p>
@@ -3308,84 +2588,12 @@
                 <w:lang w:val="pt-PT"/>
               </w:rPr>
             </w:pPr>
-            <w:proofErr w:type="spellStart"/>
             <w:r>
               <w:rPr>
                 <w:lang w:val="pt-PT"/>
               </w:rPr>
-              <w:t>docker</w:t>
-            </w:r>
-            <w:proofErr w:type="spellEnd"/>
-            <w:r>
-              <w:rPr>
-                <w:lang w:val="pt-PT"/>
-              </w:rPr>
-              <w:t xml:space="preserve"> </w:t>
-            </w:r>
-            <w:proofErr w:type="spellStart"/>
-            <w:r>
-              <w:rPr>
-                <w:lang w:val="pt-PT"/>
-              </w:rPr>
-              <w:t>exec</w:t>
-            </w:r>
-            <w:proofErr w:type="spellEnd"/>
-            <w:r>
-              <w:rPr>
-                <w:lang w:val="pt-PT"/>
-              </w:rPr>
-              <w:t xml:space="preserve"> -</w:t>
-            </w:r>
-            <w:proofErr w:type="spellStart"/>
-            <w:r>
-              <w:rPr>
-                <w:lang w:val="pt-PT"/>
-              </w:rPr>
-              <w:t>it</w:t>
-            </w:r>
-            <w:proofErr w:type="spellEnd"/>
-            <w:r>
-              <w:rPr>
-                <w:lang w:val="pt-PT"/>
-              </w:rPr>
-              <w:t xml:space="preserve"> banco-blindado </w:t>
-            </w:r>
-            <w:proofErr w:type="spellStart"/>
-            <w:r>
-              <w:rPr>
-                <w:lang w:val="pt-PT"/>
-              </w:rPr>
-              <w:t>psql</w:t>
-            </w:r>
-            <w:proofErr w:type="spellEnd"/>
-            <w:r>
-              <w:rPr>
-                <w:lang w:val="pt-PT"/>
-              </w:rPr>
-              <w:t xml:space="preserve"> -U </w:t>
-            </w:r>
-            <w:proofErr w:type="spellStart"/>
-            <w:r>
-              <w:rPr>
-                <w:lang w:val="pt-PT"/>
-              </w:rPr>
-              <w:t>postgres</w:t>
-            </w:r>
-            <w:proofErr w:type="spellEnd"/>
-            <w:r>
-              <w:rPr>
-                <w:lang w:val="pt-PT"/>
-              </w:rPr>
-              <w:t xml:space="preserve"> -d </w:t>
-            </w:r>
-            <w:proofErr w:type="spellStart"/>
-            <w:r>
-              <w:rPr>
-                <w:lang w:val="pt-PT"/>
-              </w:rPr>
-              <w:t>ecommerce_db</w:t>
-            </w:r>
-            <w:proofErr w:type="spellEnd"/>
+              <w:t>docker exec -it banco-blindado psql -U postgres -d ecommerce_db</w:t>
+            </w:r>
           </w:p>
         </w:tc>
       </w:tr>
@@ -3415,35 +2623,7 @@
         <w:rPr>
           <w:lang w:val="pt-PT"/>
         </w:rPr>
-        <w:t xml:space="preserve">O comando COPY do </w:t>
-      </w:r>
-      <w:proofErr w:type="spellStart"/>
-      <w:r>
-        <w:rPr>
-          <w:lang w:val="pt-PT"/>
-        </w:rPr>
-        <w:t>PostgreSQL</w:t>
-      </w:r>
-      <w:proofErr w:type="spellEnd"/>
-      <w:r>
-        <w:rPr>
-          <w:lang w:val="pt-PT"/>
-        </w:rPr>
-        <w:t xml:space="preserve"> importa dados de ficheiros CSV </w:t>
-      </w:r>
-      <w:proofErr w:type="spellStart"/>
-      <w:r>
-        <w:rPr>
-          <w:lang w:val="pt-PT"/>
-        </w:rPr>
-        <w:t>directamente</w:t>
-      </w:r>
-      <w:proofErr w:type="spellEnd"/>
-      <w:r>
-        <w:rPr>
-          <w:lang w:val="pt-PT"/>
-        </w:rPr>
-        <w:t xml:space="preserve"> para as tabelas, evitando INSERT linha por linha.</w:t>
+        <w:t>O comando COPY do PostgreSQL importa dados de ficheiros CSV directamente para as tabelas, evitando INSERT linha por linha.</w:t>
       </w:r>
     </w:p>
     <w:tbl>
@@ -3512,15 +2692,7 @@
           </w:p>
           <w:p>
             <w:r>
-              <w:t>FROM '/</w:t>
-            </w:r>
-            <w:proofErr w:type="spellStart"/>
-            <w:r>
-              <w:t>tmp</w:t>
-            </w:r>
-            <w:proofErr w:type="spellEnd"/>
-            <w:r>
-              <w:t>/clientes.csv'</w:t>
+              <w:t>FROM '/tmp/clientes.csv'</w:t>
             </w:r>
           </w:p>
           <w:p>
@@ -3564,21 +2736,7 @@
               <w:rPr>
                 <w:lang w:val="pt-PT"/>
               </w:rPr>
-              <w:t xml:space="preserve">SELECT </w:t>
-            </w:r>
-            <w:proofErr w:type="gramStart"/>
-            <w:r>
-              <w:rPr>
-                <w:lang w:val="pt-PT"/>
-              </w:rPr>
-              <w:t>COUNT(</w:t>
-            </w:r>
-            <w:proofErr w:type="gramEnd"/>
-            <w:r>
-              <w:rPr>
-                <w:lang w:val="pt-PT"/>
-              </w:rPr>
-              <w:t>*) FROM clientes;</w:t>
+              <w:t>SELECT COUNT(*) FROM clientes;</w:t>
             </w:r>
           </w:p>
         </w:tc>
@@ -3597,19 +2755,11 @@
         </w:rPr>
       </w:pPr>
       <w:bookmarkStart w:id="8" w:name="_Toc231469620"/>
-      <w:proofErr w:type="spellStart"/>
       <w:r>
         <w:rPr>
           <w:lang w:val="pt-PT" w:eastAsia="en-US"/>
         </w:rPr>
-        <w:t>Arquitectura</w:t>
-      </w:r>
-      <w:proofErr w:type="spellEnd"/>
-      <w:r>
-        <w:rPr>
-          <w:lang w:val="pt-PT" w:eastAsia="en-US"/>
-        </w:rPr>
-        <w:t xml:space="preserve"> de Role</w:t>
+        <w:t>Arquitectura de Role</w:t>
       </w:r>
       <w:bookmarkEnd w:id="8"/>
     </w:p>
@@ -3635,12 +2785,6 @@
         <w:gridCol w:w="6226"/>
       </w:tblGrid>
       <w:tr>
-        <w:tblPrEx>
-          <w:tblCellMar>
-            <w:top w:w="0" w:type="dxa"/>
-            <w:bottom w:w="0" w:type="dxa"/>
-          </w:tblCellMar>
-        </w:tblPrEx>
         <w:tc>
           <w:tcPr>
             <w:tcW w:w="2800" w:type="dxa"/>
@@ -3690,7 +2834,6 @@
             </w:tcMar>
           </w:tcPr>
           <w:p>
-            <w:proofErr w:type="spellStart"/>
             <w:r>
               <w:rPr>
                 <w:rFonts w:eastAsia="Arial" w:cs="Arial"/>
@@ -3702,17 +2845,10 @@
               </w:rPr>
               <w:t>Permissoes</w:t>
             </w:r>
-            <w:proofErr w:type="spellEnd"/>
           </w:p>
         </w:tc>
       </w:tr>
       <w:tr>
-        <w:tblPrEx>
-          <w:tblCellMar>
-            <w:top w:w="0" w:type="dxa"/>
-            <w:bottom w:w="0" w:type="dxa"/>
-          </w:tblCellMar>
-        </w:tblPrEx>
         <w:tc>
           <w:tcPr>
             <w:tcW w:w="2800" w:type="dxa"/>
@@ -3731,7 +2867,6 @@
             </w:tcMar>
           </w:tcPr>
           <w:p>
-            <w:proofErr w:type="spellStart"/>
             <w:r>
               <w:rPr>
                 <w:rFonts w:ascii="Courier New" w:eastAsia="Courier New" w:hAnsi="Courier New" w:cs="Courier New"/>
@@ -3741,7 +2876,6 @@
               </w:rPr>
               <w:t>role_estagiario</w:t>
             </w:r>
-            <w:proofErr w:type="spellEnd"/>
           </w:p>
         </w:tc>
         <w:tc>
@@ -3775,62 +2909,12 @@
                 <w:szCs w:val="20"/>
                 <w:lang w:val="pt-PT"/>
               </w:rPr>
-              <w:t xml:space="preserve">Apenas SELECT em todas as tabelas. Pode ver </w:t>
-            </w:r>
-            <w:proofErr w:type="gramStart"/>
-            <w:r>
-              <w:rPr>
-                <w:rFonts w:eastAsia="Arial" w:cs="Arial"/>
-                <w:color w:val="2C3E50"/>
-                <w:sz w:val="20"/>
-                <w:szCs w:val="20"/>
-                <w:lang w:val="pt-PT"/>
-              </w:rPr>
-              <w:t>dados</w:t>
-            </w:r>
-            <w:proofErr w:type="gramEnd"/>
-            <w:r>
-              <w:rPr>
-                <w:rFonts w:eastAsia="Arial" w:cs="Arial"/>
-                <w:color w:val="2C3E50"/>
-                <w:sz w:val="20"/>
-                <w:szCs w:val="20"/>
-                <w:lang w:val="pt-PT"/>
-              </w:rPr>
-              <w:t xml:space="preserve"> mas </w:t>
-            </w:r>
-            <w:proofErr w:type="spellStart"/>
-            <w:r>
-              <w:rPr>
-                <w:rFonts w:eastAsia="Arial" w:cs="Arial"/>
-                <w:color w:val="2C3E50"/>
-                <w:sz w:val="20"/>
-                <w:szCs w:val="20"/>
-                <w:lang w:val="pt-PT"/>
-              </w:rPr>
-              <w:t>nao</w:t>
-            </w:r>
-            <w:proofErr w:type="spellEnd"/>
-            <w:r>
-              <w:rPr>
-                <w:rFonts w:eastAsia="Arial" w:cs="Arial"/>
-                <w:color w:val="2C3E50"/>
-                <w:sz w:val="20"/>
-                <w:szCs w:val="20"/>
-                <w:lang w:val="pt-PT"/>
-              </w:rPr>
-              <w:t xml:space="preserve"> pode alterar nada.</w:t>
+              <w:t>Apenas SELECT em todas as tabelas. Pode ver dados mas nao pode alterar nada.</w:t>
             </w:r>
           </w:p>
         </w:tc>
       </w:tr>
       <w:tr>
-        <w:tblPrEx>
-          <w:tblCellMar>
-            <w:top w:w="0" w:type="dxa"/>
-            <w:bottom w:w="0" w:type="dxa"/>
-          </w:tblCellMar>
-        </w:tblPrEx>
         <w:tc>
           <w:tcPr>
             <w:tcW w:w="2800" w:type="dxa"/>
@@ -3849,7 +2933,6 @@
             </w:tcMar>
           </w:tcPr>
           <w:p>
-            <w:proofErr w:type="spellStart"/>
             <w:r>
               <w:rPr>
                 <w:rFonts w:ascii="Courier New" w:eastAsia="Courier New" w:hAnsi="Courier New" w:cs="Courier New"/>
@@ -3860,7 +2943,6 @@
               <w:lastRenderedPageBreak/>
               <w:t>role_sistema</w:t>
             </w:r>
-            <w:proofErr w:type="spellEnd"/>
           </w:p>
         </w:tc>
         <w:tc>
@@ -3894,84 +2976,12 @@
                 <w:szCs w:val="20"/>
                 <w:lang w:val="pt-PT"/>
               </w:rPr>
-              <w:t xml:space="preserve">Apenas INSERT em pedidos, </w:t>
-            </w:r>
-            <w:proofErr w:type="spellStart"/>
-            <w:r>
-              <w:rPr>
-                <w:rFonts w:eastAsia="Arial" w:cs="Arial"/>
-                <w:color w:val="2C3E50"/>
-                <w:sz w:val="20"/>
-                <w:szCs w:val="20"/>
-                <w:lang w:val="pt-PT"/>
-              </w:rPr>
-              <w:t>itens_pedido</w:t>
-            </w:r>
-            <w:proofErr w:type="spellEnd"/>
-            <w:r>
-              <w:rPr>
-                <w:rFonts w:eastAsia="Arial" w:cs="Arial"/>
-                <w:color w:val="2C3E50"/>
-                <w:sz w:val="20"/>
-                <w:szCs w:val="20"/>
-                <w:lang w:val="pt-PT"/>
-              </w:rPr>
-              <w:t xml:space="preserve"> e clientes. O </w:t>
-            </w:r>
-            <w:proofErr w:type="spellStart"/>
-            <w:r>
-              <w:rPr>
-                <w:rFonts w:eastAsia="Arial" w:cs="Arial"/>
-                <w:color w:val="2C3E50"/>
-                <w:sz w:val="20"/>
-                <w:szCs w:val="20"/>
-                <w:lang w:val="pt-PT"/>
-              </w:rPr>
-              <w:t>backend</w:t>
-            </w:r>
-            <w:proofErr w:type="spellEnd"/>
-            <w:r>
-              <w:rPr>
-                <w:rFonts w:eastAsia="Arial" w:cs="Arial"/>
-                <w:color w:val="2C3E50"/>
-                <w:sz w:val="20"/>
-                <w:szCs w:val="20"/>
-                <w:lang w:val="pt-PT"/>
-              </w:rPr>
-              <w:t xml:space="preserve"> da </w:t>
-            </w:r>
-            <w:proofErr w:type="spellStart"/>
-            <w:r>
-              <w:rPr>
-                <w:rFonts w:eastAsia="Arial" w:cs="Arial"/>
-                <w:color w:val="2C3E50"/>
-                <w:sz w:val="20"/>
-                <w:szCs w:val="20"/>
-                <w:lang w:val="pt-PT"/>
-              </w:rPr>
-              <w:t>aplicacao</w:t>
-            </w:r>
-            <w:proofErr w:type="spellEnd"/>
-            <w:r>
-              <w:rPr>
-                <w:rFonts w:eastAsia="Arial" w:cs="Arial"/>
-                <w:color w:val="2C3E50"/>
-                <w:sz w:val="20"/>
-                <w:szCs w:val="20"/>
-                <w:lang w:val="pt-PT"/>
-              </w:rPr>
-              <w:t xml:space="preserve"> usa este role.</w:t>
+              <w:t>Apenas INSERT em pedidos, itens_pedido e clientes. O backend da aplicacao usa este role.</w:t>
             </w:r>
           </w:p>
         </w:tc>
       </w:tr>
       <w:tr>
-        <w:tblPrEx>
-          <w:tblCellMar>
-            <w:top w:w="0" w:type="dxa"/>
-            <w:bottom w:w="0" w:type="dxa"/>
-          </w:tblCellMar>
-        </w:tblPrEx>
         <w:tc>
           <w:tcPr>
             <w:tcW w:w="2800" w:type="dxa"/>
@@ -3990,7 +3000,6 @@
             </w:tcMar>
           </w:tcPr>
           <w:p>
-            <w:proofErr w:type="spellStart"/>
             <w:r>
               <w:rPr>
                 <w:rFonts w:ascii="Courier New" w:eastAsia="Courier New" w:hAnsi="Courier New" w:cs="Courier New"/>
@@ -4000,7 +3009,6 @@
               </w:rPr>
               <w:t>role_gerente</w:t>
             </w:r>
-            <w:proofErr w:type="spellEnd"/>
           </w:p>
         </w:tc>
         <w:tc>
@@ -4051,7 +3059,6 @@
       <w:pPr>
         <w:spacing w:before="220" w:after="80"/>
       </w:pPr>
-      <w:proofErr w:type="spellStart"/>
       <w:r>
         <w:rPr>
           <w:rFonts w:eastAsia="Arial" w:cs="Arial"/>
@@ -4060,62 +3067,7 @@
           <w:color w:val="2E4057"/>
           <w:szCs w:val="24"/>
         </w:rPr>
-        <w:t>Estagiario</w:t>
-      </w:r>
-      <w:proofErr w:type="spellEnd"/>
-      <w:r>
-        <w:rPr>
-          <w:rFonts w:eastAsia="Arial" w:cs="Arial"/>
-          <w:b/>
-          <w:bCs/>
-          <w:color w:val="2E4057"/>
-          <w:szCs w:val="24"/>
-        </w:rPr>
-        <w:t xml:space="preserve"> (so </w:t>
-      </w:r>
-      <w:proofErr w:type="spellStart"/>
-      <w:r>
-        <w:rPr>
-          <w:rFonts w:eastAsia="Arial" w:cs="Arial"/>
-          <w:b/>
-          <w:bCs/>
-          <w:color w:val="2E4057"/>
-          <w:szCs w:val="24"/>
-        </w:rPr>
-        <w:t>pode</w:t>
-      </w:r>
-      <w:proofErr w:type="spellEnd"/>
-      <w:r>
-        <w:rPr>
-          <w:rFonts w:eastAsia="Arial" w:cs="Arial"/>
-          <w:b/>
-          <w:bCs/>
-          <w:color w:val="2E4057"/>
-          <w:szCs w:val="24"/>
-        </w:rPr>
-        <w:t xml:space="preserve"> </w:t>
-      </w:r>
-      <w:proofErr w:type="spellStart"/>
-      <w:r>
-        <w:rPr>
-          <w:rFonts w:eastAsia="Arial" w:cs="Arial"/>
-          <w:b/>
-          <w:bCs/>
-          <w:color w:val="2E4057"/>
-          <w:szCs w:val="24"/>
-        </w:rPr>
-        <w:t>ler</w:t>
-      </w:r>
-      <w:proofErr w:type="spellEnd"/>
-      <w:r>
-        <w:rPr>
-          <w:rFonts w:eastAsia="Arial" w:cs="Arial"/>
-          <w:b/>
-          <w:bCs/>
-          <w:color w:val="2E4057"/>
-          <w:szCs w:val="24"/>
-        </w:rPr>
-        <w:t>)</w:t>
+        <w:t>Estagiario (so pode ler)</w:t>
       </w:r>
     </w:p>
     <w:tbl>
@@ -4139,12 +3091,6 @@
         <w:gridCol w:w="9026"/>
       </w:tblGrid>
       <w:tr>
-        <w:tblPrEx>
-          <w:tblCellMar>
-            <w:top w:w="0" w:type="dxa"/>
-            <w:bottom w:w="0" w:type="dxa"/>
-          </w:tblCellMar>
-        </w:tblPrEx>
         <w:tc>
           <w:tcPr>
             <w:tcW w:w="9026" w:type="dxa"/>
@@ -4173,27 +3119,7 @@
                 <w:sz w:val="18"/>
                 <w:szCs w:val="18"/>
               </w:rPr>
-              <w:t xml:space="preserve">CREATE ROLE </w:t>
-            </w:r>
-            <w:proofErr w:type="spellStart"/>
-            <w:r>
-              <w:rPr>
-                <w:rFonts w:ascii="Courier New" w:eastAsia="Courier New" w:hAnsi="Courier New" w:cs="Courier New"/>
-                <w:color w:val="569CD6"/>
-                <w:sz w:val="18"/>
-                <w:szCs w:val="18"/>
-              </w:rPr>
-              <w:t>role_estagiario</w:t>
-            </w:r>
-            <w:proofErr w:type="spellEnd"/>
-            <w:r>
-              <w:rPr>
-                <w:rFonts w:ascii="Courier New" w:eastAsia="Courier New" w:hAnsi="Courier New" w:cs="Courier New"/>
-                <w:color w:val="569CD6"/>
-                <w:sz w:val="18"/>
-                <w:szCs w:val="18"/>
-              </w:rPr>
-              <w:t>;</w:t>
+              <w:t>CREATE ROLE role_estagiario;</w:t>
             </w:r>
           </w:p>
           <w:p>
@@ -4207,47 +3133,7 @@
                 <w:sz w:val="18"/>
                 <w:szCs w:val="18"/>
               </w:rPr>
-              <w:t xml:space="preserve">GRANT CONNECT ON DATABASE </w:t>
-            </w:r>
-            <w:proofErr w:type="spellStart"/>
-            <w:r>
-              <w:rPr>
-                <w:rFonts w:ascii="Courier New" w:eastAsia="Courier New" w:hAnsi="Courier New" w:cs="Courier New"/>
-                <w:color w:val="569CD6"/>
-                <w:sz w:val="18"/>
-                <w:szCs w:val="18"/>
-              </w:rPr>
-              <w:t>ecommerce_db</w:t>
-            </w:r>
-            <w:proofErr w:type="spellEnd"/>
-            <w:r>
-              <w:rPr>
-                <w:rFonts w:ascii="Courier New" w:eastAsia="Courier New" w:hAnsi="Courier New" w:cs="Courier New"/>
-                <w:color w:val="569CD6"/>
-                <w:sz w:val="18"/>
-                <w:szCs w:val="18"/>
-              </w:rPr>
-              <w:t xml:space="preserve"> TO </w:t>
-            </w:r>
-            <w:proofErr w:type="spellStart"/>
-            <w:r>
-              <w:rPr>
-                <w:rFonts w:ascii="Courier New" w:eastAsia="Courier New" w:hAnsi="Courier New" w:cs="Courier New"/>
-                <w:color w:val="569CD6"/>
-                <w:sz w:val="18"/>
-                <w:szCs w:val="18"/>
-              </w:rPr>
-              <w:t>role_estagiario</w:t>
-            </w:r>
-            <w:proofErr w:type="spellEnd"/>
-            <w:r>
-              <w:rPr>
-                <w:rFonts w:ascii="Courier New" w:eastAsia="Courier New" w:hAnsi="Courier New" w:cs="Courier New"/>
-                <w:color w:val="569CD6"/>
-                <w:sz w:val="18"/>
-                <w:szCs w:val="18"/>
-              </w:rPr>
-              <w:t>;</w:t>
+              <w:t>GRANT CONNECT ON DATABASE ecommerce_db TO role_estagiario;</w:t>
             </w:r>
           </w:p>
           <w:p>
@@ -4261,27 +3147,7 @@
                 <w:sz w:val="18"/>
                 <w:szCs w:val="18"/>
               </w:rPr>
-              <w:t xml:space="preserve">GRANT USAGE ON SCHEMA public TO </w:t>
-            </w:r>
-            <w:proofErr w:type="spellStart"/>
-            <w:r>
-              <w:rPr>
-                <w:rFonts w:ascii="Courier New" w:eastAsia="Courier New" w:hAnsi="Courier New" w:cs="Courier New"/>
-                <w:color w:val="569CD6"/>
-                <w:sz w:val="18"/>
-                <w:szCs w:val="18"/>
-              </w:rPr>
-              <w:t>role_estagiario</w:t>
-            </w:r>
-            <w:proofErr w:type="spellEnd"/>
-            <w:r>
-              <w:rPr>
-                <w:rFonts w:ascii="Courier New" w:eastAsia="Courier New" w:hAnsi="Courier New" w:cs="Courier New"/>
-                <w:color w:val="569CD6"/>
-                <w:sz w:val="18"/>
-                <w:szCs w:val="18"/>
-              </w:rPr>
-              <w:t>;</w:t>
+              <w:t>GRANT USAGE ON SCHEMA public TO role_estagiario;</w:t>
             </w:r>
           </w:p>
           <w:p>
@@ -4295,27 +3161,7 @@
                 <w:sz w:val="18"/>
                 <w:szCs w:val="18"/>
               </w:rPr>
-              <w:t xml:space="preserve">GRANT SELECT ON ALL TABLES IN SCHEMA public TO </w:t>
-            </w:r>
-            <w:proofErr w:type="spellStart"/>
-            <w:r>
-              <w:rPr>
-                <w:rFonts w:ascii="Courier New" w:eastAsia="Courier New" w:hAnsi="Courier New" w:cs="Courier New"/>
-                <w:color w:val="569CD6"/>
-                <w:sz w:val="18"/>
-                <w:szCs w:val="18"/>
-              </w:rPr>
-              <w:t>role_estagiario</w:t>
-            </w:r>
-            <w:proofErr w:type="spellEnd"/>
-            <w:r>
-              <w:rPr>
-                <w:rFonts w:ascii="Courier New" w:eastAsia="Courier New" w:hAnsi="Courier New" w:cs="Courier New"/>
-                <w:color w:val="569CD6"/>
-                <w:sz w:val="18"/>
-                <w:szCs w:val="18"/>
-              </w:rPr>
-              <w:t>;</w:t>
+              <w:t>GRANT SELECT ON ALL TABLES IN SCHEMA public TO role_estagiario;</w:t>
             </w:r>
           </w:p>
           <w:p>
@@ -4351,9 +3197,16 @@
                 <w:szCs w:val="18"/>
                 <w:lang w:val="pt-PT"/>
               </w:rPr>
-              <w:t xml:space="preserve">CREATE USER </w:t>
-            </w:r>
-            <w:proofErr w:type="spellStart"/>
+              <w:t>CREATE USER estagiario_carlos WITH PASSWORD 'Est@2024!';</w:t>
+            </w:r>
+          </w:p>
+          <w:p>
+            <w:pPr>
+              <w:spacing w:before="16" w:after="16"/>
+              <w:rPr>
+                <w:lang w:val="pt-PT"/>
+              </w:rPr>
+            </w:pPr>
             <w:r>
               <w:rPr>
                 <w:rFonts w:ascii="Courier New" w:eastAsia="Courier New" w:hAnsi="Courier New" w:cs="Courier New"/>
@@ -4362,80 +3215,7 @@
                 <w:szCs w:val="18"/>
                 <w:lang w:val="pt-PT"/>
               </w:rPr>
-              <w:t>estagiario_carlos</w:t>
-            </w:r>
-            <w:proofErr w:type="spellEnd"/>
-            <w:r>
-              <w:rPr>
-                <w:rFonts w:ascii="Courier New" w:eastAsia="Courier New" w:hAnsi="Courier New" w:cs="Courier New"/>
-                <w:color w:val="569CD6"/>
-                <w:sz w:val="18"/>
-                <w:szCs w:val="18"/>
-                <w:lang w:val="pt-PT"/>
-              </w:rPr>
-              <w:t xml:space="preserve"> WITH PASSWORD 'Est@2024!';</w:t>
-            </w:r>
-          </w:p>
-          <w:p>
-            <w:pPr>
-              <w:spacing w:before="16" w:after="16"/>
-              <w:rPr>
-                <w:lang w:val="pt-PT"/>
-              </w:rPr>
-            </w:pPr>
-            <w:r>
-              <w:rPr>
-                <w:rFonts w:ascii="Courier New" w:eastAsia="Courier New" w:hAnsi="Courier New" w:cs="Courier New"/>
-                <w:color w:val="569CD6"/>
-                <w:sz w:val="18"/>
-                <w:szCs w:val="18"/>
-                <w:lang w:val="pt-PT"/>
-              </w:rPr>
-              <w:t xml:space="preserve">GRANT </w:t>
-            </w:r>
-            <w:proofErr w:type="spellStart"/>
-            <w:r>
-              <w:rPr>
-                <w:rFonts w:ascii="Courier New" w:eastAsia="Courier New" w:hAnsi="Courier New" w:cs="Courier New"/>
-                <w:color w:val="569CD6"/>
-                <w:sz w:val="18"/>
-                <w:szCs w:val="18"/>
-                <w:lang w:val="pt-PT"/>
-              </w:rPr>
-              <w:t>role_estagiario</w:t>
-            </w:r>
-            <w:proofErr w:type="spellEnd"/>
-            <w:r>
-              <w:rPr>
-                <w:rFonts w:ascii="Courier New" w:eastAsia="Courier New" w:hAnsi="Courier New" w:cs="Courier New"/>
-                <w:color w:val="569CD6"/>
-                <w:sz w:val="18"/>
-                <w:szCs w:val="18"/>
-                <w:lang w:val="pt-PT"/>
-              </w:rPr>
-              <w:t xml:space="preserve"> TO </w:t>
-            </w:r>
-            <w:proofErr w:type="spellStart"/>
-            <w:r>
-              <w:rPr>
-                <w:rFonts w:ascii="Courier New" w:eastAsia="Courier New" w:hAnsi="Courier New" w:cs="Courier New"/>
-                <w:color w:val="569CD6"/>
-                <w:sz w:val="18"/>
-                <w:szCs w:val="18"/>
-                <w:lang w:val="pt-PT"/>
-              </w:rPr>
-              <w:t>estagiario_carlos</w:t>
-            </w:r>
-            <w:proofErr w:type="spellEnd"/>
-            <w:r>
-              <w:rPr>
-                <w:rFonts w:ascii="Courier New" w:eastAsia="Courier New" w:hAnsi="Courier New" w:cs="Courier New"/>
-                <w:color w:val="569CD6"/>
-                <w:sz w:val="18"/>
-                <w:szCs w:val="18"/>
-                <w:lang w:val="pt-PT"/>
-              </w:rPr>
-              <w:t>;</w:t>
+              <w:t>GRANT role_estagiario TO estagiario_carlos;</w:t>
             </w:r>
           </w:p>
         </w:tc>
@@ -4457,29 +3237,13 @@
         </w:rPr>
       </w:pPr>
       <w:bookmarkStart w:id="9" w:name="_Toc231469621"/>
-      <w:proofErr w:type="spellStart"/>
       <w:r>
         <w:rPr>
           <w:lang w:val="pt-PT" w:eastAsia="en-US"/>
         </w:rPr>
-        <w:t>Imcripitacao</w:t>
-      </w:r>
-      <w:proofErr w:type="spellEnd"/>
-      <w:r>
-        <w:rPr>
-          <w:lang w:val="pt-PT" w:eastAsia="en-US"/>
-        </w:rPr>
-        <w:t xml:space="preserve"> de senha com </w:t>
-      </w:r>
-      <w:proofErr w:type="spellStart"/>
-      <w:r>
-        <w:rPr>
-          <w:lang w:val="pt-PT" w:eastAsia="en-US"/>
-        </w:rPr>
-        <w:t>bcrypt</w:t>
+        <w:t>Imcripitacao de senha com bcrypt</w:t>
       </w:r>
       <w:bookmarkEnd w:id="9"/>
-      <w:proofErr w:type="spellEnd"/>
     </w:p>
     <w:p>
       <w:pPr>
@@ -4495,87 +3259,7 @@
           <w:sz w:val="22"/>
           <w:lang w:val="pt-PT"/>
         </w:rPr>
-        <w:t xml:space="preserve">Usamos a </w:t>
-      </w:r>
-      <w:proofErr w:type="spellStart"/>
-      <w:r>
-        <w:rPr>
-          <w:rFonts w:eastAsia="Arial" w:cs="Arial"/>
-          <w:color w:val="1A1A1A"/>
-          <w:sz w:val="22"/>
-          <w:lang w:val="pt-PT"/>
-        </w:rPr>
-        <w:t>extensao</w:t>
-      </w:r>
-      <w:proofErr w:type="spellEnd"/>
-      <w:r>
-        <w:rPr>
-          <w:rFonts w:eastAsia="Arial" w:cs="Arial"/>
-          <w:color w:val="1A1A1A"/>
-          <w:sz w:val="22"/>
-          <w:lang w:val="pt-PT"/>
-        </w:rPr>
-        <w:t xml:space="preserve"> </w:t>
-      </w:r>
-      <w:proofErr w:type="spellStart"/>
-      <w:r>
-        <w:rPr>
-          <w:rFonts w:eastAsia="Arial" w:cs="Arial"/>
-          <w:color w:val="1A1A1A"/>
-          <w:sz w:val="22"/>
-          <w:lang w:val="pt-PT"/>
-        </w:rPr>
-        <w:t>pgcrypto</w:t>
-      </w:r>
-      <w:proofErr w:type="spellEnd"/>
-      <w:r>
-        <w:rPr>
-          <w:rFonts w:eastAsia="Arial" w:cs="Arial"/>
-          <w:color w:val="1A1A1A"/>
-          <w:sz w:val="22"/>
-          <w:lang w:val="pt-PT"/>
-        </w:rPr>
-        <w:t xml:space="preserve"> para guardar senhas com </w:t>
-      </w:r>
-      <w:proofErr w:type="spellStart"/>
-      <w:r>
-        <w:rPr>
-          <w:rFonts w:eastAsia="Arial" w:cs="Arial"/>
-          <w:color w:val="1A1A1A"/>
-          <w:sz w:val="22"/>
-          <w:lang w:val="pt-PT"/>
-        </w:rPr>
-        <w:t>hash</w:t>
-      </w:r>
-      <w:proofErr w:type="spellEnd"/>
-      <w:r>
-        <w:rPr>
-          <w:rFonts w:eastAsia="Arial" w:cs="Arial"/>
-          <w:color w:val="1A1A1A"/>
-          <w:sz w:val="22"/>
-          <w:lang w:val="pt-PT"/>
-        </w:rPr>
-        <w:t xml:space="preserve"> </w:t>
-      </w:r>
-      <w:proofErr w:type="spellStart"/>
-      <w:r>
-        <w:rPr>
-          <w:rFonts w:eastAsia="Arial" w:cs="Arial"/>
-          <w:color w:val="1A1A1A"/>
-          <w:sz w:val="22"/>
-          <w:lang w:val="pt-PT"/>
-        </w:rPr>
-        <w:t>bcrypt</w:t>
-      </w:r>
-      <w:proofErr w:type="spellEnd"/>
-      <w:r>
-        <w:rPr>
-          <w:rFonts w:eastAsia="Arial" w:cs="Arial"/>
-          <w:color w:val="1A1A1A"/>
-          <w:sz w:val="22"/>
-          <w:lang w:val="pt-PT"/>
-        </w:rPr>
-        <w:t xml:space="preserve"> — o mesmo algoritmo usado pelo Linux para senhas de sistema.</w:t>
+        <w:t>Usamos a extensao pgcrypto para guardar senhas com hash bcrypt — o mesmo algoritmo usado pelo Linux para senhas de sistema.</w:t>
       </w:r>
     </w:p>
     <w:tbl>
@@ -4600,12 +3284,6 @@
         <w:gridCol w:w="8626"/>
       </w:tblGrid>
       <w:tr>
-        <w:tblPrEx>
-          <w:tblCellMar>
-            <w:top w:w="0" w:type="dxa"/>
-            <w:bottom w:w="0" w:type="dxa"/>
-          </w:tblCellMar>
-        </w:tblPrEx>
         <w:tc>
           <w:tcPr>
             <w:tcW w:w="9026" w:type="dxa"/>
@@ -4639,9 +3317,30 @@
                 <w:szCs w:val="18"/>
                 <w:lang w:val="pt-PT"/>
               </w:rPr>
-              <w:t xml:space="preserve">-- </w:t>
-            </w:r>
-            <w:proofErr w:type="spellStart"/>
+              <w:t>-- Activar a extensao (ja incluida no 001_create_tables.sql)</w:t>
+            </w:r>
+          </w:p>
+          <w:p>
+            <w:pPr>
+              <w:spacing w:before="16" w:after="16"/>
+            </w:pPr>
+            <w:r>
+              <w:rPr>
+                <w:rFonts w:ascii="Courier New" w:eastAsia="Courier New" w:hAnsi="Courier New" w:cs="Courier New"/>
+                <w:color w:val="569CD6"/>
+                <w:sz w:val="18"/>
+                <w:szCs w:val="18"/>
+              </w:rPr>
+              <w:t>CREATE EXTENSION IF NOT EXISTS pgcrypto;</w:t>
+            </w:r>
+          </w:p>
+          <w:p>
+            <w:pPr>
+              <w:spacing w:before="16" w:after="16"/>
+              <w:rPr>
+                <w:lang w:val="pt-PT"/>
+              </w:rPr>
+            </w:pPr>
             <w:r>
               <w:rPr>
                 <w:rFonts w:ascii="Courier New" w:eastAsia="Courier New" w:hAnsi="Courier New" w:cs="Courier New"/>
@@ -4650,9 +3349,103 @@
                 <w:szCs w:val="18"/>
                 <w:lang w:val="pt-PT"/>
               </w:rPr>
-              <w:t>Activar</w:t>
-            </w:r>
-            <w:proofErr w:type="spellEnd"/>
+              <w:t>-- Inserir utilizador com senha encriptada</w:t>
+            </w:r>
+          </w:p>
+          <w:p>
+            <w:pPr>
+              <w:spacing w:before="16" w:after="16"/>
+              <w:rPr>
+                <w:lang w:val="pt-PT"/>
+              </w:rPr>
+            </w:pPr>
+            <w:r>
+              <w:rPr>
+                <w:rFonts w:ascii="Courier New" w:eastAsia="Courier New" w:hAnsi="Courier New" w:cs="Courier New"/>
+                <w:color w:val="569CD6"/>
+                <w:sz w:val="18"/>
+                <w:szCs w:val="18"/>
+                <w:lang w:val="pt-PT"/>
+              </w:rPr>
+              <w:t>INSERT INTO utilizadores (nome, email, senha_hash, papel) VALUES</w:t>
+            </w:r>
+          </w:p>
+          <w:p>
+            <w:pPr>
+              <w:spacing w:before="16" w:after="16"/>
+              <w:rPr>
+                <w:lang w:val="pt-PT"/>
+              </w:rPr>
+            </w:pPr>
+            <w:r>
+              <w:rPr>
+                <w:rFonts w:ascii="Courier New" w:eastAsia="Courier New" w:hAnsi="Courier New" w:cs="Courier New"/>
+                <w:color w:val="E8E8E8"/>
+                <w:sz w:val="18"/>
+                <w:szCs w:val="18"/>
+                <w:lang w:val="pt-PT"/>
+              </w:rPr>
+              <w:t xml:space="preserve">    ('Ana Gerente', 'ana@ecommerce.ao',</w:t>
+            </w:r>
+          </w:p>
+          <w:p>
+            <w:pPr>
+              <w:spacing w:before="16" w:after="16"/>
+            </w:pPr>
+            <w:r>
+              <w:rPr>
+                <w:rFonts w:ascii="Courier New" w:eastAsia="Courier New" w:hAnsi="Courier New" w:cs="Courier New"/>
+                <w:color w:val="E8E8E8"/>
+                <w:sz w:val="18"/>
+                <w:szCs w:val="18"/>
+                <w:lang w:val="pt-PT"/>
+              </w:rPr>
+              <w:t xml:space="preserve">     </w:t>
+            </w:r>
+            <w:r>
+              <w:rPr>
+                <w:rFonts w:ascii="Courier New" w:eastAsia="Courier New" w:hAnsi="Courier New" w:cs="Courier New"/>
+                <w:color w:val="E8E8E8"/>
+                <w:sz w:val="18"/>
+                <w:szCs w:val="18"/>
+              </w:rPr>
+              <w:t>crypt('Ger@2024!', gen_salt('bf')),  -- bf = bcrypt</w:t>
+            </w:r>
+          </w:p>
+          <w:p>
+            <w:pPr>
+              <w:spacing w:before="16" w:after="16"/>
+              <w:rPr>
+                <w:lang w:val="pt-PT"/>
+              </w:rPr>
+            </w:pPr>
+            <w:r>
+              <w:rPr>
+                <w:rFonts w:ascii="Courier New" w:eastAsia="Courier New" w:hAnsi="Courier New" w:cs="Courier New"/>
+                <w:color w:val="E8E8E8"/>
+                <w:sz w:val="18"/>
+                <w:szCs w:val="18"/>
+              </w:rPr>
+              <w:t xml:space="preserve">     </w:t>
+            </w:r>
+            <w:r>
+              <w:rPr>
+                <w:rFonts w:ascii="Courier New" w:eastAsia="Courier New" w:hAnsi="Courier New" w:cs="Courier New"/>
+                <w:color w:val="E8E8E8"/>
+                <w:sz w:val="18"/>
+                <w:szCs w:val="18"/>
+                <w:lang w:val="pt-PT"/>
+              </w:rPr>
+              <w:t>'gerente');</w:t>
+            </w:r>
+          </w:p>
+          <w:p>
+            <w:pPr>
+              <w:spacing w:before="16" w:after="16"/>
+              <w:rPr>
+                <w:lang w:val="pt-PT"/>
+              </w:rPr>
+            </w:pPr>
             <w:r>
               <w:rPr>
                 <w:rFonts w:ascii="Courier New" w:eastAsia="Courier New" w:hAnsi="Courier New" w:cs="Courier New"/>
@@ -4661,9 +3454,58 @@
                 <w:szCs w:val="18"/>
                 <w:lang w:val="pt-PT"/>
               </w:rPr>
-              <w:t xml:space="preserve"> a </w:t>
-            </w:r>
-            <w:proofErr w:type="spellStart"/>
+              <w:t>-- Verificar senha ao fazer login</w:t>
+            </w:r>
+          </w:p>
+          <w:p>
+            <w:pPr>
+              <w:spacing w:before="16" w:after="16"/>
+            </w:pPr>
+            <w:r>
+              <w:rPr>
+                <w:rFonts w:ascii="Courier New" w:eastAsia="Courier New" w:hAnsi="Courier New" w:cs="Courier New"/>
+                <w:color w:val="569CD6"/>
+                <w:sz w:val="18"/>
+                <w:szCs w:val="18"/>
+              </w:rPr>
+              <w:t>SELECT id, nome FROM utilizadores</w:t>
+            </w:r>
+          </w:p>
+          <w:p>
+            <w:pPr>
+              <w:spacing w:before="16" w:after="16"/>
+            </w:pPr>
+            <w:r>
+              <w:rPr>
+                <w:rFonts w:ascii="Courier New" w:eastAsia="Courier New" w:hAnsi="Courier New" w:cs="Courier New"/>
+                <w:color w:val="569CD6"/>
+                <w:sz w:val="18"/>
+                <w:szCs w:val="18"/>
+              </w:rPr>
+              <w:t>WHERE email = 'ana@ecommerce.ao'</w:t>
+            </w:r>
+          </w:p>
+          <w:p>
+            <w:pPr>
+              <w:spacing w:before="16" w:after="16"/>
+            </w:pPr>
+            <w:r>
+              <w:rPr>
+                <w:rFonts w:ascii="Courier New" w:eastAsia="Courier New" w:hAnsi="Courier New" w:cs="Courier New"/>
+                <w:color w:val="E8E8E8"/>
+                <w:sz w:val="18"/>
+                <w:szCs w:val="18"/>
+              </w:rPr>
+              <w:t>AND senha_hash = crypt('Ger@2024!', senha_hash);</w:t>
+            </w:r>
+          </w:p>
+          <w:p>
+            <w:pPr>
+              <w:spacing w:before="16" w:after="16"/>
+              <w:rPr>
+                <w:lang w:val="pt-PT"/>
+              </w:rPr>
+            </w:pPr>
             <w:r>
               <w:rPr>
                 <w:rFonts w:ascii="Courier New" w:eastAsia="Courier New" w:hAnsi="Courier New" w:cs="Courier New"/>
@@ -4672,487 +3514,12 @@
                 <w:szCs w:val="18"/>
                 <w:lang w:val="pt-PT"/>
               </w:rPr>
-              <w:t>extensao</w:t>
-            </w:r>
-            <w:proofErr w:type="spellEnd"/>
-            <w:r>
-              <w:rPr>
-                <w:rFonts w:ascii="Courier New" w:eastAsia="Courier New" w:hAnsi="Courier New" w:cs="Courier New"/>
-                <w:color w:val="6A9955"/>
-                <w:sz w:val="18"/>
-                <w:szCs w:val="18"/>
-                <w:lang w:val="pt-PT"/>
-              </w:rPr>
-              <w:t xml:space="preserve"> (</w:t>
-            </w:r>
-            <w:proofErr w:type="spellStart"/>
-            <w:r>
-              <w:rPr>
-                <w:rFonts w:ascii="Courier New" w:eastAsia="Courier New" w:hAnsi="Courier New" w:cs="Courier New"/>
-                <w:color w:val="6A9955"/>
-                <w:sz w:val="18"/>
-                <w:szCs w:val="18"/>
-                <w:lang w:val="pt-PT"/>
-              </w:rPr>
-              <w:t>ja</w:t>
-            </w:r>
-            <w:proofErr w:type="spellEnd"/>
-            <w:r>
-              <w:rPr>
-                <w:rFonts w:ascii="Courier New" w:eastAsia="Courier New" w:hAnsi="Courier New" w:cs="Courier New"/>
-                <w:color w:val="6A9955"/>
-                <w:sz w:val="18"/>
-                <w:szCs w:val="18"/>
-                <w:lang w:val="pt-PT"/>
-              </w:rPr>
-              <w:t xml:space="preserve"> </w:t>
-            </w:r>
-            <w:proofErr w:type="spellStart"/>
-            <w:r>
-              <w:rPr>
-                <w:rFonts w:ascii="Courier New" w:eastAsia="Courier New" w:hAnsi="Courier New" w:cs="Courier New"/>
-                <w:color w:val="6A9955"/>
-                <w:sz w:val="18"/>
-                <w:szCs w:val="18"/>
-                <w:lang w:val="pt-PT"/>
-              </w:rPr>
-              <w:t>incluida</w:t>
-            </w:r>
-            <w:proofErr w:type="spellEnd"/>
-            <w:r>
-              <w:rPr>
-                <w:rFonts w:ascii="Courier New" w:eastAsia="Courier New" w:hAnsi="Courier New" w:cs="Courier New"/>
-                <w:color w:val="6A9955"/>
-                <w:sz w:val="18"/>
-                <w:szCs w:val="18"/>
-                <w:lang w:val="pt-PT"/>
-              </w:rPr>
-              <w:t xml:space="preserve"> no 001_create_tables.sql)</w:t>
-            </w:r>
-          </w:p>
-          <w:p>
-            <w:pPr>
-              <w:spacing w:before="16" w:after="16"/>
-            </w:pPr>
-            <w:r>
-              <w:rPr>
-                <w:rFonts w:ascii="Courier New" w:eastAsia="Courier New" w:hAnsi="Courier New" w:cs="Courier New"/>
-                <w:color w:val="569CD6"/>
-                <w:sz w:val="18"/>
-                <w:szCs w:val="18"/>
-              </w:rPr>
-              <w:t xml:space="preserve">CREATE EXTENSION IF NOT EXISTS </w:t>
-            </w:r>
-            <w:proofErr w:type="spellStart"/>
-            <w:r>
-              <w:rPr>
-                <w:rFonts w:ascii="Courier New" w:eastAsia="Courier New" w:hAnsi="Courier New" w:cs="Courier New"/>
-                <w:color w:val="569CD6"/>
-                <w:sz w:val="18"/>
-                <w:szCs w:val="18"/>
-              </w:rPr>
-              <w:t>pgcrypto</w:t>
-            </w:r>
-            <w:proofErr w:type="spellEnd"/>
-            <w:r>
-              <w:rPr>
-                <w:rFonts w:ascii="Courier New" w:eastAsia="Courier New" w:hAnsi="Courier New" w:cs="Courier New"/>
-                <w:color w:val="569CD6"/>
-                <w:sz w:val="18"/>
-                <w:szCs w:val="18"/>
-              </w:rPr>
-              <w:t>;</w:t>
-            </w:r>
-          </w:p>
-          <w:p>
-            <w:pPr>
-              <w:spacing w:before="16" w:after="16"/>
-              <w:rPr>
-                <w:lang w:val="pt-PT"/>
-              </w:rPr>
-            </w:pPr>
-            <w:r>
-              <w:rPr>
-                <w:rFonts w:ascii="Courier New" w:eastAsia="Courier New" w:hAnsi="Courier New" w:cs="Courier New"/>
-                <w:color w:val="6A9955"/>
-                <w:sz w:val="18"/>
-                <w:szCs w:val="18"/>
-                <w:lang w:val="pt-PT"/>
-              </w:rPr>
-              <w:t>-- Inserir utilizador com senha encriptada</w:t>
-            </w:r>
-          </w:p>
-          <w:p>
-            <w:pPr>
-              <w:spacing w:before="16" w:after="16"/>
-              <w:rPr>
-                <w:lang w:val="pt-PT"/>
-              </w:rPr>
-            </w:pPr>
-            <w:r>
-              <w:rPr>
-                <w:rFonts w:ascii="Courier New" w:eastAsia="Courier New" w:hAnsi="Courier New" w:cs="Courier New"/>
-                <w:color w:val="569CD6"/>
-                <w:sz w:val="18"/>
-                <w:szCs w:val="18"/>
-                <w:lang w:val="pt-PT"/>
-              </w:rPr>
-              <w:t xml:space="preserve">INSERT INTO utilizadores (nome, email, </w:t>
-            </w:r>
-            <w:proofErr w:type="spellStart"/>
-            <w:r>
-              <w:rPr>
-                <w:rFonts w:ascii="Courier New" w:eastAsia="Courier New" w:hAnsi="Courier New" w:cs="Courier New"/>
-                <w:color w:val="569CD6"/>
-                <w:sz w:val="18"/>
-                <w:szCs w:val="18"/>
-                <w:lang w:val="pt-PT"/>
-              </w:rPr>
-              <w:t>senha_hash</w:t>
-            </w:r>
-            <w:proofErr w:type="spellEnd"/>
-            <w:r>
-              <w:rPr>
-                <w:rFonts w:ascii="Courier New" w:eastAsia="Courier New" w:hAnsi="Courier New" w:cs="Courier New"/>
-                <w:color w:val="569CD6"/>
-                <w:sz w:val="18"/>
-                <w:szCs w:val="18"/>
-                <w:lang w:val="pt-PT"/>
-              </w:rPr>
-              <w:t>, papel) VALUES</w:t>
-            </w:r>
-          </w:p>
-          <w:p>
-            <w:pPr>
-              <w:spacing w:before="16" w:after="16"/>
-              <w:rPr>
-                <w:lang w:val="pt-PT"/>
-              </w:rPr>
-            </w:pPr>
-            <w:r>
-              <w:rPr>
-                <w:rFonts w:ascii="Courier New" w:eastAsia="Courier New" w:hAnsi="Courier New" w:cs="Courier New"/>
-                <w:color w:val="E8E8E8"/>
-                <w:sz w:val="18"/>
-                <w:szCs w:val="18"/>
-                <w:lang w:val="pt-PT"/>
-              </w:rPr>
-              <w:t xml:space="preserve">    ('Ana Gerente', 'ana@ecommerce.ao',</w:t>
-            </w:r>
-          </w:p>
-          <w:p>
-            <w:pPr>
-              <w:spacing w:before="16" w:after="16"/>
-            </w:pPr>
-            <w:r>
-              <w:rPr>
-                <w:rFonts w:ascii="Courier New" w:eastAsia="Courier New" w:hAnsi="Courier New" w:cs="Courier New"/>
-                <w:color w:val="E8E8E8"/>
-                <w:sz w:val="18"/>
-                <w:szCs w:val="18"/>
-                <w:lang w:val="pt-PT"/>
-              </w:rPr>
-              <w:t xml:space="preserve">     </w:t>
-            </w:r>
-            <w:proofErr w:type="gramStart"/>
-            <w:r>
-              <w:rPr>
-                <w:rFonts w:ascii="Courier New" w:eastAsia="Courier New" w:hAnsi="Courier New" w:cs="Courier New"/>
-                <w:color w:val="E8E8E8"/>
-                <w:sz w:val="18"/>
-                <w:szCs w:val="18"/>
-              </w:rPr>
-              <w:t>crypt(</w:t>
-            </w:r>
-            <w:proofErr w:type="gramEnd"/>
-            <w:r>
-              <w:rPr>
-                <w:rFonts w:ascii="Courier New" w:eastAsia="Courier New" w:hAnsi="Courier New" w:cs="Courier New"/>
-                <w:color w:val="E8E8E8"/>
-                <w:sz w:val="18"/>
-                <w:szCs w:val="18"/>
-              </w:rPr>
-              <w:t xml:space="preserve">'Ger@2024!', </w:t>
-            </w:r>
-            <w:proofErr w:type="spellStart"/>
-            <w:r>
-              <w:rPr>
-                <w:rFonts w:ascii="Courier New" w:eastAsia="Courier New" w:hAnsi="Courier New" w:cs="Courier New"/>
-                <w:color w:val="E8E8E8"/>
-                <w:sz w:val="18"/>
-                <w:szCs w:val="18"/>
-              </w:rPr>
-              <w:t>gen_salt</w:t>
-            </w:r>
-            <w:proofErr w:type="spellEnd"/>
-            <w:r>
-              <w:rPr>
-                <w:rFonts w:ascii="Courier New" w:eastAsia="Courier New" w:hAnsi="Courier New" w:cs="Courier New"/>
-                <w:color w:val="E8E8E8"/>
-                <w:sz w:val="18"/>
-                <w:szCs w:val="18"/>
-              </w:rPr>
-              <w:t>('bf')</w:t>
-            </w:r>
-            <w:proofErr w:type="gramStart"/>
-            <w:r>
-              <w:rPr>
-                <w:rFonts w:ascii="Courier New" w:eastAsia="Courier New" w:hAnsi="Courier New" w:cs="Courier New"/>
-                <w:color w:val="E8E8E8"/>
-                <w:sz w:val="18"/>
-                <w:szCs w:val="18"/>
-              </w:rPr>
-              <w:t>),  --</w:t>
-            </w:r>
-            <w:proofErr w:type="gramEnd"/>
-            <w:r>
-              <w:rPr>
-                <w:rFonts w:ascii="Courier New" w:eastAsia="Courier New" w:hAnsi="Courier New" w:cs="Courier New"/>
-                <w:color w:val="E8E8E8"/>
-                <w:sz w:val="18"/>
-                <w:szCs w:val="18"/>
-              </w:rPr>
-              <w:t xml:space="preserve"> bf = </w:t>
-            </w:r>
-            <w:proofErr w:type="spellStart"/>
-            <w:r>
-              <w:rPr>
-                <w:rFonts w:ascii="Courier New" w:eastAsia="Courier New" w:hAnsi="Courier New" w:cs="Courier New"/>
-                <w:color w:val="E8E8E8"/>
-                <w:sz w:val="18"/>
-                <w:szCs w:val="18"/>
-              </w:rPr>
-              <w:t>bcrypt</w:t>
-            </w:r>
-            <w:proofErr w:type="spellEnd"/>
-          </w:p>
-          <w:p>
-            <w:pPr>
-              <w:spacing w:before="16" w:after="16"/>
-              <w:rPr>
-                <w:lang w:val="pt-PT"/>
-              </w:rPr>
-            </w:pPr>
-            <w:r>
-              <w:rPr>
-                <w:rFonts w:ascii="Courier New" w:eastAsia="Courier New" w:hAnsi="Courier New" w:cs="Courier New"/>
-                <w:color w:val="E8E8E8"/>
-                <w:sz w:val="18"/>
-                <w:szCs w:val="18"/>
-              </w:rPr>
-              <w:t xml:space="preserve">     </w:t>
-            </w:r>
-            <w:r>
-              <w:rPr>
-                <w:rFonts w:ascii="Courier New" w:eastAsia="Courier New" w:hAnsi="Courier New" w:cs="Courier New"/>
-                <w:color w:val="E8E8E8"/>
-                <w:sz w:val="18"/>
-                <w:szCs w:val="18"/>
-                <w:lang w:val="pt-PT"/>
-              </w:rPr>
-              <w:t>'gerente');</w:t>
-            </w:r>
-          </w:p>
-          <w:p>
-            <w:pPr>
-              <w:spacing w:before="16" w:after="16"/>
-              <w:rPr>
-                <w:lang w:val="pt-PT"/>
-              </w:rPr>
-            </w:pPr>
-            <w:r>
-              <w:rPr>
-                <w:rFonts w:ascii="Courier New" w:eastAsia="Courier New" w:hAnsi="Courier New" w:cs="Courier New"/>
-                <w:color w:val="6A9955"/>
-                <w:sz w:val="18"/>
-                <w:szCs w:val="18"/>
-                <w:lang w:val="pt-PT"/>
-              </w:rPr>
-              <w:t>-- Verificar senha ao fazer login</w:t>
-            </w:r>
-          </w:p>
-          <w:p>
-            <w:pPr>
-              <w:spacing w:before="16" w:after="16"/>
-            </w:pPr>
-            <w:r>
-              <w:rPr>
-                <w:rFonts w:ascii="Courier New" w:eastAsia="Courier New" w:hAnsi="Courier New" w:cs="Courier New"/>
-                <w:color w:val="569CD6"/>
-                <w:sz w:val="18"/>
-                <w:szCs w:val="18"/>
-              </w:rPr>
-              <w:t xml:space="preserve">SELECT id, </w:t>
-            </w:r>
-            <w:proofErr w:type="spellStart"/>
-            <w:r>
-              <w:rPr>
-                <w:rFonts w:ascii="Courier New" w:eastAsia="Courier New" w:hAnsi="Courier New" w:cs="Courier New"/>
-                <w:color w:val="569CD6"/>
-                <w:sz w:val="18"/>
-                <w:szCs w:val="18"/>
-              </w:rPr>
-              <w:t>nome</w:t>
-            </w:r>
-            <w:proofErr w:type="spellEnd"/>
-            <w:r>
-              <w:rPr>
-                <w:rFonts w:ascii="Courier New" w:eastAsia="Courier New" w:hAnsi="Courier New" w:cs="Courier New"/>
-                <w:color w:val="569CD6"/>
-                <w:sz w:val="18"/>
-                <w:szCs w:val="18"/>
-              </w:rPr>
-              <w:t xml:space="preserve"> FROM </w:t>
-            </w:r>
-            <w:proofErr w:type="spellStart"/>
-            <w:r>
-              <w:rPr>
-                <w:rFonts w:ascii="Courier New" w:eastAsia="Courier New" w:hAnsi="Courier New" w:cs="Courier New"/>
-                <w:color w:val="569CD6"/>
-                <w:sz w:val="18"/>
-                <w:szCs w:val="18"/>
-              </w:rPr>
-              <w:t>utilizadores</w:t>
-            </w:r>
-            <w:proofErr w:type="spellEnd"/>
-          </w:p>
-          <w:p>
-            <w:pPr>
-              <w:spacing w:before="16" w:after="16"/>
-            </w:pPr>
-            <w:r>
-              <w:rPr>
-                <w:rFonts w:ascii="Courier New" w:eastAsia="Courier New" w:hAnsi="Courier New" w:cs="Courier New"/>
-                <w:color w:val="569CD6"/>
-                <w:sz w:val="18"/>
-                <w:szCs w:val="18"/>
-              </w:rPr>
-              <w:t>WHERE email = 'ana@ecommerce.ao'</w:t>
-            </w:r>
-          </w:p>
-          <w:p>
-            <w:pPr>
-              <w:spacing w:before="16" w:after="16"/>
-            </w:pPr>
-            <w:r>
-              <w:rPr>
-                <w:rFonts w:ascii="Courier New" w:eastAsia="Courier New" w:hAnsi="Courier New" w:cs="Courier New"/>
-                <w:color w:val="E8E8E8"/>
-                <w:sz w:val="18"/>
-                <w:szCs w:val="18"/>
-              </w:rPr>
-              <w:t xml:space="preserve">AND </w:t>
-            </w:r>
-            <w:proofErr w:type="spellStart"/>
-            <w:r>
-              <w:rPr>
-                <w:rFonts w:ascii="Courier New" w:eastAsia="Courier New" w:hAnsi="Courier New" w:cs="Courier New"/>
-                <w:color w:val="E8E8E8"/>
-                <w:sz w:val="18"/>
-                <w:szCs w:val="18"/>
-              </w:rPr>
-              <w:t>senha_hash</w:t>
-            </w:r>
-            <w:proofErr w:type="spellEnd"/>
-            <w:r>
-              <w:rPr>
-                <w:rFonts w:ascii="Courier New" w:eastAsia="Courier New" w:hAnsi="Courier New" w:cs="Courier New"/>
-                <w:color w:val="E8E8E8"/>
-                <w:sz w:val="18"/>
-                <w:szCs w:val="18"/>
-              </w:rPr>
-              <w:t xml:space="preserve"> = </w:t>
-            </w:r>
-            <w:proofErr w:type="gramStart"/>
-            <w:r>
-              <w:rPr>
-                <w:rFonts w:ascii="Courier New" w:eastAsia="Courier New" w:hAnsi="Courier New" w:cs="Courier New"/>
-                <w:color w:val="E8E8E8"/>
-                <w:sz w:val="18"/>
-                <w:szCs w:val="18"/>
-              </w:rPr>
-              <w:t>crypt(</w:t>
-            </w:r>
-            <w:proofErr w:type="gramEnd"/>
-            <w:r>
-              <w:rPr>
-                <w:rFonts w:ascii="Courier New" w:eastAsia="Courier New" w:hAnsi="Courier New" w:cs="Courier New"/>
-                <w:color w:val="E8E8E8"/>
-                <w:sz w:val="18"/>
-                <w:szCs w:val="18"/>
-              </w:rPr>
-              <w:t xml:space="preserve">'Ger@2024!', </w:t>
-            </w:r>
-            <w:proofErr w:type="spellStart"/>
-            <w:r>
-              <w:rPr>
-                <w:rFonts w:ascii="Courier New" w:eastAsia="Courier New" w:hAnsi="Courier New" w:cs="Courier New"/>
-                <w:color w:val="E8E8E8"/>
-                <w:sz w:val="18"/>
-                <w:szCs w:val="18"/>
-              </w:rPr>
-              <w:t>senha_hash</w:t>
-            </w:r>
-            <w:proofErr w:type="spellEnd"/>
-            <w:r>
-              <w:rPr>
-                <w:rFonts w:ascii="Courier New" w:eastAsia="Courier New" w:hAnsi="Courier New" w:cs="Courier New"/>
-                <w:color w:val="E8E8E8"/>
-                <w:sz w:val="18"/>
-                <w:szCs w:val="18"/>
-              </w:rPr>
-              <w:t>);</w:t>
-            </w:r>
-          </w:p>
-          <w:p>
-            <w:pPr>
-              <w:spacing w:before="16" w:after="16"/>
-              <w:rPr>
-                <w:lang w:val="pt-PT"/>
-              </w:rPr>
-            </w:pPr>
-            <w:r>
-              <w:rPr>
-                <w:rFonts w:ascii="Courier New" w:eastAsia="Courier New" w:hAnsi="Courier New" w:cs="Courier New"/>
-                <w:color w:val="6A9955"/>
-                <w:sz w:val="18"/>
-                <w:szCs w:val="18"/>
-                <w:lang w:val="pt-PT"/>
-              </w:rPr>
-              <w:t xml:space="preserve">-- Retorna 1 linha se a senha estiver </w:t>
-            </w:r>
-            <w:proofErr w:type="spellStart"/>
-            <w:r>
-              <w:rPr>
-                <w:rFonts w:ascii="Courier New" w:eastAsia="Courier New" w:hAnsi="Courier New" w:cs="Courier New"/>
-                <w:color w:val="6A9955"/>
-                <w:sz w:val="18"/>
-                <w:szCs w:val="18"/>
-                <w:lang w:val="pt-PT"/>
-              </w:rPr>
-              <w:t>correcta</w:t>
-            </w:r>
-            <w:proofErr w:type="spellEnd"/>
-            <w:r>
-              <w:rPr>
-                <w:rFonts w:ascii="Courier New" w:eastAsia="Courier New" w:hAnsi="Courier New" w:cs="Courier New"/>
-                <w:color w:val="6A9955"/>
-                <w:sz w:val="18"/>
-                <w:szCs w:val="18"/>
-                <w:lang w:val="pt-PT"/>
-              </w:rPr>
-              <w:t>, 0 se errada</w:t>
+              <w:t>-- Retorna 1 linha se a senha estiver correcta, 0 se errada</w:t>
             </w:r>
           </w:p>
         </w:tc>
       </w:tr>
       <w:tr>
-        <w:tblPrEx>
-          <w:tblCellMar>
-            <w:top w:w="0" w:type="dxa"/>
-            <w:bottom w:w="0" w:type="dxa"/>
-          </w:tblCellMar>
-        </w:tblPrEx>
         <w:tc>
           <w:tcPr>
             <w:tcW w:w="400" w:type="dxa"/>
@@ -5209,7 +3576,6 @@
                 <w:lang w:val="pt-PT"/>
               </w:rPr>
             </w:pPr>
-            <w:proofErr w:type="spellStart"/>
             <w:r>
               <w:rPr>
                 <w:rFonts w:eastAsia="Arial" w:cs="Arial"/>
@@ -5220,35 +3586,8 @@
                 <w:szCs w:val="20"/>
                 <w:lang w:val="pt-PT"/>
               </w:rPr>
-              <w:t>Seguranca</w:t>
-            </w:r>
-            <w:proofErr w:type="spellEnd"/>
-            <w:r>
-              <w:rPr>
-                <w:rFonts w:eastAsia="Arial" w:cs="Arial"/>
-                <w:b/>
-                <w:bCs/>
-                <w:color w:val="A04000"/>
-                <w:sz w:val="20"/>
-                <w:szCs w:val="20"/>
-                <w:lang w:val="pt-PT"/>
-              </w:rPr>
-              <w:t xml:space="preserve"> em caso de </w:t>
-            </w:r>
-            <w:proofErr w:type="spellStart"/>
-            <w:r>
-              <w:rPr>
-                <w:rFonts w:eastAsia="Arial" w:cs="Arial"/>
-                <w:b/>
-                <w:bCs/>
-                <w:color w:val="A04000"/>
-                <w:sz w:val="20"/>
-                <w:szCs w:val="20"/>
-                <w:lang w:val="pt-PT"/>
-              </w:rPr>
-              <w:t>invasao</w:t>
-            </w:r>
-            <w:proofErr w:type="spellEnd"/>
+              <w:t>Seguranca em caso de invasao</w:t>
+            </w:r>
           </w:p>
           <w:p>
             <w:r>
@@ -5260,164 +3599,16 @@
                 <w:lang w:val="pt-PT"/>
               </w:rPr>
               <w:lastRenderedPageBreak/>
-              <w:t xml:space="preserve">Se o servidor for invadido e o atacante roubar o </w:t>
-            </w:r>
-            <w:proofErr w:type="spellStart"/>
+              <w:t xml:space="preserve">Se o servidor for invadido e o atacante roubar o dump completo do banco, encontra apenas hashes bcrypt. O bcrypt e computacionalmente caro de reverter por forca bruta — cada tentativa demora ~100ms por design. </w:t>
+            </w:r>
             <w:r>
               <w:rPr>
                 <w:rFonts w:eastAsia="Arial" w:cs="Arial"/>
                 <w:color w:val="2C3E50"/>
                 <w:sz w:val="20"/>
                 <w:szCs w:val="20"/>
-                <w:lang w:val="pt-PT"/>
-              </w:rPr>
-              <w:t>dump</w:t>
-            </w:r>
-            <w:proofErr w:type="spellEnd"/>
-            <w:r>
-              <w:rPr>
-                <w:rFonts w:eastAsia="Arial" w:cs="Arial"/>
-                <w:color w:val="2C3E50"/>
-                <w:sz w:val="20"/>
-                <w:szCs w:val="20"/>
-                <w:lang w:val="pt-PT"/>
-              </w:rPr>
-              <w:t xml:space="preserve"> completo do banco, encontra apenas </w:t>
-            </w:r>
-            <w:proofErr w:type="spellStart"/>
-            <w:r>
-              <w:rPr>
-                <w:rFonts w:eastAsia="Arial" w:cs="Arial"/>
-                <w:color w:val="2C3E50"/>
-                <w:sz w:val="20"/>
-                <w:szCs w:val="20"/>
-                <w:lang w:val="pt-PT"/>
-              </w:rPr>
-              <w:t>hashes</w:t>
-            </w:r>
-            <w:proofErr w:type="spellEnd"/>
-            <w:r>
-              <w:rPr>
-                <w:rFonts w:eastAsia="Arial" w:cs="Arial"/>
-                <w:color w:val="2C3E50"/>
-                <w:sz w:val="20"/>
-                <w:szCs w:val="20"/>
-                <w:lang w:val="pt-PT"/>
-              </w:rPr>
-              <w:t xml:space="preserve"> </w:t>
-            </w:r>
-            <w:proofErr w:type="spellStart"/>
-            <w:r>
-              <w:rPr>
-                <w:rFonts w:eastAsia="Arial" w:cs="Arial"/>
-                <w:color w:val="2C3E50"/>
-                <w:sz w:val="20"/>
-                <w:szCs w:val="20"/>
-                <w:lang w:val="pt-PT"/>
-              </w:rPr>
-              <w:t>bcrypt</w:t>
-            </w:r>
-            <w:proofErr w:type="spellEnd"/>
-            <w:r>
-              <w:rPr>
-                <w:rFonts w:eastAsia="Arial" w:cs="Arial"/>
-                <w:color w:val="2C3E50"/>
-                <w:sz w:val="20"/>
-                <w:szCs w:val="20"/>
-                <w:lang w:val="pt-PT"/>
-              </w:rPr>
-              <w:t xml:space="preserve">. O </w:t>
-            </w:r>
-            <w:proofErr w:type="spellStart"/>
-            <w:r>
-              <w:rPr>
-                <w:rFonts w:eastAsia="Arial" w:cs="Arial"/>
-                <w:color w:val="2C3E50"/>
-                <w:sz w:val="20"/>
-                <w:szCs w:val="20"/>
-                <w:lang w:val="pt-PT"/>
-              </w:rPr>
-              <w:t>bcrypt</w:t>
-            </w:r>
-            <w:proofErr w:type="spellEnd"/>
-            <w:r>
-              <w:rPr>
-                <w:rFonts w:eastAsia="Arial" w:cs="Arial"/>
-                <w:color w:val="2C3E50"/>
-                <w:sz w:val="20"/>
-                <w:szCs w:val="20"/>
-                <w:lang w:val="pt-PT"/>
-              </w:rPr>
-              <w:t xml:space="preserve"> e computacionalmente caro de reverter por forca bruta — cada tentativa demora ~100ms por design. </w:t>
-            </w:r>
-            <w:r>
-              <w:rPr>
-                <w:rFonts w:eastAsia="Arial" w:cs="Arial"/>
-                <w:color w:val="2C3E50"/>
-                <w:sz w:val="20"/>
-                <w:szCs w:val="20"/>
-              </w:rPr>
-              <w:t xml:space="preserve">Nao ha forma </w:t>
-            </w:r>
-            <w:proofErr w:type="spellStart"/>
-            <w:r>
-              <w:rPr>
-                <w:rFonts w:eastAsia="Arial" w:cs="Arial"/>
-                <w:color w:val="2C3E50"/>
-                <w:sz w:val="20"/>
-                <w:szCs w:val="20"/>
-              </w:rPr>
-              <w:t>pratica</w:t>
-            </w:r>
-            <w:proofErr w:type="spellEnd"/>
-            <w:r>
-              <w:rPr>
-                <w:rFonts w:eastAsia="Arial" w:cs="Arial"/>
-                <w:color w:val="2C3E50"/>
-                <w:sz w:val="20"/>
-                <w:szCs w:val="20"/>
-              </w:rPr>
-              <w:t xml:space="preserve"> de </w:t>
-            </w:r>
-            <w:proofErr w:type="spellStart"/>
-            <w:r>
-              <w:rPr>
-                <w:rFonts w:eastAsia="Arial" w:cs="Arial"/>
-                <w:color w:val="2C3E50"/>
-                <w:sz w:val="20"/>
-                <w:szCs w:val="20"/>
-              </w:rPr>
-              <w:t>descobrir</w:t>
-            </w:r>
-            <w:proofErr w:type="spellEnd"/>
-            <w:r>
-              <w:rPr>
-                <w:rFonts w:eastAsia="Arial" w:cs="Arial"/>
-                <w:color w:val="2C3E50"/>
-                <w:sz w:val="20"/>
-                <w:szCs w:val="20"/>
-              </w:rPr>
-              <w:t xml:space="preserve"> a </w:t>
-            </w:r>
-            <w:proofErr w:type="spellStart"/>
-            <w:r>
-              <w:rPr>
-                <w:rFonts w:eastAsia="Arial" w:cs="Arial"/>
-                <w:color w:val="2C3E50"/>
-                <w:sz w:val="20"/>
-                <w:szCs w:val="20"/>
-              </w:rPr>
-              <w:t>senha</w:t>
-            </w:r>
-            <w:proofErr w:type="spellEnd"/>
-            <w:r>
-              <w:rPr>
-                <w:rFonts w:eastAsia="Arial" w:cs="Arial"/>
-                <w:color w:val="2C3E50"/>
-                <w:sz w:val="20"/>
-                <w:szCs w:val="20"/>
-              </w:rPr>
-              <w:t xml:space="preserve"> original.</w:t>
+              </w:rPr>
+              <w:t>Nao ha forma pratica de descobrir a senha original.</w:t>
             </w:r>
           </w:p>
         </w:tc>
@@ -5468,12 +3659,6 @@
         <w:gridCol w:w="8626"/>
       </w:tblGrid>
       <w:tr>
-        <w:tblPrEx>
-          <w:tblCellMar>
-            <w:top w:w="0" w:type="dxa"/>
-            <w:bottom w:w="0" w:type="dxa"/>
-          </w:tblCellMar>
-        </w:tblPrEx>
         <w:tc>
           <w:tcPr>
             <w:tcW w:w="400" w:type="dxa"/>
@@ -5540,59 +3725,7 @@
                 <w:szCs w:val="20"/>
                 <w:lang w:val="pt-PT"/>
               </w:rPr>
-              <w:t>RTO (</w:t>
-            </w:r>
-            <w:proofErr w:type="spellStart"/>
-            <w:r>
-              <w:rPr>
-                <w:rFonts w:eastAsia="Arial" w:cs="Arial"/>
-                <w:b/>
-                <w:bCs/>
-                <w:color w:val="1A5276"/>
-                <w:sz w:val="20"/>
-                <w:szCs w:val="20"/>
-                <w:lang w:val="pt-PT"/>
-              </w:rPr>
-              <w:t>Recovery</w:t>
-            </w:r>
-            <w:proofErr w:type="spellEnd"/>
-            <w:r>
-              <w:rPr>
-                <w:rFonts w:eastAsia="Arial" w:cs="Arial"/>
-                <w:b/>
-                <w:bCs/>
-                <w:color w:val="1A5276"/>
-                <w:sz w:val="20"/>
-                <w:szCs w:val="20"/>
-                <w:lang w:val="pt-PT"/>
-              </w:rPr>
-              <w:t xml:space="preserve"> Time </w:t>
-            </w:r>
-            <w:proofErr w:type="spellStart"/>
-            <w:r>
-              <w:rPr>
-                <w:rFonts w:eastAsia="Arial" w:cs="Arial"/>
-                <w:b/>
-                <w:bCs/>
-                <w:color w:val="1A5276"/>
-                <w:sz w:val="20"/>
-                <w:szCs w:val="20"/>
-                <w:lang w:val="pt-PT"/>
-              </w:rPr>
-              <w:t>Objective</w:t>
-            </w:r>
-            <w:proofErr w:type="spellEnd"/>
-            <w:r>
-              <w:rPr>
-                <w:rFonts w:eastAsia="Arial" w:cs="Arial"/>
-                <w:b/>
-                <w:bCs/>
-                <w:color w:val="1A5276"/>
-                <w:sz w:val="20"/>
-                <w:szCs w:val="20"/>
-                <w:lang w:val="pt-PT"/>
-              </w:rPr>
-              <w:t>)</w:t>
+              <w:t>RTO (Recovery Time Objective)</w:t>
             </w:r>
           </w:p>
           <w:p>
@@ -5609,117 +3742,7 @@
                 <w:szCs w:val="20"/>
                 <w:lang w:val="pt-PT"/>
               </w:rPr>
-              <w:t xml:space="preserve">Com este </w:t>
-            </w:r>
-            <w:proofErr w:type="spellStart"/>
-            <w:r>
-              <w:rPr>
-                <w:rFonts w:eastAsia="Arial" w:cs="Arial"/>
-                <w:color w:val="2C3E50"/>
-                <w:sz w:val="20"/>
-                <w:szCs w:val="20"/>
-                <w:lang w:val="pt-PT"/>
-              </w:rPr>
-              <w:t>setup</w:t>
-            </w:r>
-            <w:proofErr w:type="spellEnd"/>
-            <w:r>
-              <w:rPr>
-                <w:rFonts w:eastAsia="Arial" w:cs="Arial"/>
-                <w:color w:val="2C3E50"/>
-                <w:sz w:val="20"/>
-                <w:szCs w:val="20"/>
-                <w:lang w:val="pt-PT"/>
-              </w:rPr>
-              <w:t>, o banco fica restaurado em menos de 10 minutos. O backup roda automaticamente todos os dias as 02h00. O RPO (</w:t>
-            </w:r>
-            <w:proofErr w:type="spellStart"/>
-            <w:r>
-              <w:rPr>
-                <w:rFonts w:eastAsia="Arial" w:cs="Arial"/>
-                <w:color w:val="2C3E50"/>
-                <w:sz w:val="20"/>
-                <w:szCs w:val="20"/>
-                <w:lang w:val="pt-PT"/>
-              </w:rPr>
-              <w:t>Recovery</w:t>
-            </w:r>
-            <w:proofErr w:type="spellEnd"/>
-            <w:r>
-              <w:rPr>
-                <w:rFonts w:eastAsia="Arial" w:cs="Arial"/>
-                <w:color w:val="2C3E50"/>
-                <w:sz w:val="20"/>
-                <w:szCs w:val="20"/>
-                <w:lang w:val="pt-PT"/>
-              </w:rPr>
-              <w:t xml:space="preserve"> </w:t>
-            </w:r>
-            <w:proofErr w:type="spellStart"/>
-            <w:r>
-              <w:rPr>
-                <w:rFonts w:eastAsia="Arial" w:cs="Arial"/>
-                <w:color w:val="2C3E50"/>
-                <w:sz w:val="20"/>
-                <w:szCs w:val="20"/>
-                <w:lang w:val="pt-PT"/>
-              </w:rPr>
-              <w:t>Point</w:t>
-            </w:r>
-            <w:proofErr w:type="spellEnd"/>
-            <w:r>
-              <w:rPr>
-                <w:rFonts w:eastAsia="Arial" w:cs="Arial"/>
-                <w:color w:val="2C3E50"/>
-                <w:sz w:val="20"/>
-                <w:szCs w:val="20"/>
-                <w:lang w:val="pt-PT"/>
-              </w:rPr>
-              <w:t xml:space="preserve"> </w:t>
-            </w:r>
-            <w:proofErr w:type="spellStart"/>
-            <w:r>
-              <w:rPr>
-                <w:rFonts w:eastAsia="Arial" w:cs="Arial"/>
-                <w:color w:val="2C3E50"/>
-                <w:sz w:val="20"/>
-                <w:szCs w:val="20"/>
-                <w:lang w:val="pt-PT"/>
-              </w:rPr>
-              <w:t>Objective</w:t>
-            </w:r>
-            <w:proofErr w:type="spellEnd"/>
-            <w:r>
-              <w:rPr>
-                <w:rFonts w:eastAsia="Arial" w:cs="Arial"/>
-                <w:color w:val="2C3E50"/>
-                <w:sz w:val="20"/>
-                <w:szCs w:val="20"/>
-                <w:lang w:val="pt-PT"/>
-              </w:rPr>
-              <w:t xml:space="preserve"> — </w:t>
-            </w:r>
-            <w:proofErr w:type="spellStart"/>
-            <w:r>
-              <w:rPr>
-                <w:rFonts w:eastAsia="Arial" w:cs="Arial"/>
-                <w:color w:val="2C3E50"/>
-                <w:sz w:val="20"/>
-                <w:szCs w:val="20"/>
-                <w:lang w:val="pt-PT"/>
-              </w:rPr>
-              <w:t>maximo</w:t>
-            </w:r>
-            <w:proofErr w:type="spellEnd"/>
-            <w:r>
-              <w:rPr>
-                <w:rFonts w:eastAsia="Arial" w:cs="Arial"/>
-                <w:color w:val="2C3E50"/>
-                <w:sz w:val="20"/>
-                <w:szCs w:val="20"/>
-                <w:lang w:val="pt-PT"/>
-              </w:rPr>
-              <w:t xml:space="preserve"> de dados perdidos) e de 24 horas.</w:t>
+              <w:t>Com este setup, o banco fica restaurado em menos de 10 minutos. O backup roda automaticamente todos os dias as 02h00. O RPO (Recovery Point Objective — maximo de dados perdidos) e de 24 horas.</w:t>
             </w:r>
           </w:p>
         </w:tc>
@@ -5742,37 +3765,7 @@
         <w:rPr>
           <w:lang w:val="pt-PT"/>
         </w:rPr>
-        <w:t xml:space="preserve">Na raiz do </w:t>
-      </w:r>
-      <w:proofErr w:type="spellStart"/>
-      <w:r>
-        <w:rPr>
-          <w:lang w:val="pt-PT"/>
-        </w:rPr>
-        <w:t>projecto</w:t>
-      </w:r>
-      <w:proofErr w:type="spellEnd"/>
-      <w:r>
-        <w:rPr>
-          <w:lang w:val="pt-PT"/>
-        </w:rPr>
-        <w:t xml:space="preserve"> na pasta </w:t>
-      </w:r>
-      <w:proofErr w:type="spellStart"/>
-      <w:proofErr w:type="gramStart"/>
-      <w:r>
-        <w:rPr>
-          <w:lang w:val="pt-PT"/>
-        </w:rPr>
-        <w:t>backup,contem</w:t>
-      </w:r>
-      <w:proofErr w:type="spellEnd"/>
-      <w:proofErr w:type="gramEnd"/>
-      <w:r>
-        <w:rPr>
-          <w:lang w:val="pt-PT"/>
-        </w:rPr>
-        <w:t xml:space="preserve"> toda descrição de backup e restauração usando Shell script, como tanto verificar a integridade do mesmo</w:t>
+        <w:t>Na raiz do projecto na pasta backup,contem toda descrição de backup e restauração usando Shell script, como tanto verificar a integridade do mesmo</w:t>
       </w:r>
     </w:p>
     <w:p>
@@ -5808,79 +3801,7 @@
           <w:szCs w:val="24"/>
           <w:lang w:val="pt-PT"/>
         </w:rPr>
-        <w:t xml:space="preserve">Como garantiste que um </w:t>
-      </w:r>
-      <w:proofErr w:type="spellStart"/>
-      <w:r>
-        <w:rPr>
-          <w:rFonts w:eastAsia="Arial" w:cs="Arial"/>
-          <w:b/>
-          <w:bCs/>
-          <w:color w:val="2E4057"/>
-          <w:szCs w:val="24"/>
-          <w:lang w:val="pt-PT"/>
-        </w:rPr>
-        <w:t>developer</w:t>
-      </w:r>
-      <w:proofErr w:type="spellEnd"/>
-      <w:r>
-        <w:rPr>
-          <w:rFonts w:eastAsia="Arial" w:cs="Arial"/>
-          <w:b/>
-          <w:bCs/>
-          <w:color w:val="2E4057"/>
-          <w:szCs w:val="24"/>
-          <w:lang w:val="pt-PT"/>
-        </w:rPr>
-        <w:t xml:space="preserve"> </w:t>
-      </w:r>
-      <w:proofErr w:type="spellStart"/>
-      <w:r>
-        <w:rPr>
-          <w:rFonts w:eastAsia="Arial" w:cs="Arial"/>
-          <w:b/>
-          <w:bCs/>
-          <w:color w:val="2E4057"/>
-          <w:szCs w:val="24"/>
-          <w:lang w:val="pt-PT"/>
-        </w:rPr>
-        <w:t>nao</w:t>
-      </w:r>
-      <w:proofErr w:type="spellEnd"/>
-      <w:r>
-        <w:rPr>
-          <w:rFonts w:eastAsia="Arial" w:cs="Arial"/>
-          <w:b/>
-          <w:bCs/>
-          <w:color w:val="2E4057"/>
-          <w:szCs w:val="24"/>
-          <w:lang w:val="pt-PT"/>
-        </w:rPr>
-        <w:t xml:space="preserve"> apague clientes em </w:t>
-      </w:r>
-      <w:proofErr w:type="spellStart"/>
-      <w:r>
-        <w:rPr>
-          <w:rFonts w:eastAsia="Arial" w:cs="Arial"/>
-          <w:b/>
-          <w:bCs/>
-          <w:color w:val="2E4057"/>
-          <w:szCs w:val="24"/>
-          <w:lang w:val="pt-PT"/>
-        </w:rPr>
-        <w:t>producao</w:t>
-      </w:r>
-      <w:proofErr w:type="spellEnd"/>
-      <w:r>
-        <w:rPr>
-          <w:rFonts w:eastAsia="Arial" w:cs="Arial"/>
-          <w:b/>
-          <w:bCs/>
-          <w:color w:val="2E4057"/>
-          <w:szCs w:val="24"/>
-          <w:lang w:val="pt-PT"/>
-        </w:rPr>
-        <w:t>?</w:t>
+        <w:t>Como garantiste que um developer nao apague clientes em producao?</w:t>
       </w:r>
     </w:p>
     <w:tbl>
@@ -5905,12 +3826,6 @@
         <w:gridCol w:w="8623"/>
       </w:tblGrid>
       <w:tr>
-        <w:tblPrEx>
-          <w:tblCellMar>
-            <w:top w:w="0" w:type="dxa"/>
-            <w:bottom w:w="0" w:type="dxa"/>
-          </w:tblCellMar>
-        </w:tblPrEx>
         <w:tc>
           <w:tcPr>
             <w:tcW w:w="400" w:type="dxa"/>
@@ -5994,117 +3909,7 @@
                 <w:szCs w:val="20"/>
                 <w:lang w:val="pt-PT"/>
               </w:rPr>
-              <w:t xml:space="preserve">Usei RBAC com o </w:t>
-            </w:r>
-            <w:proofErr w:type="gramStart"/>
-            <w:r>
-              <w:rPr>
-                <w:rFonts w:eastAsia="Arial" w:cs="Arial"/>
-                <w:color w:val="2C3E50"/>
-                <w:sz w:val="20"/>
-                <w:szCs w:val="20"/>
-                <w:lang w:val="pt-PT"/>
-              </w:rPr>
-              <w:t>principio</w:t>
-            </w:r>
-            <w:proofErr w:type="gramEnd"/>
-            <w:r>
-              <w:rPr>
-                <w:rFonts w:eastAsia="Arial" w:cs="Arial"/>
-                <w:color w:val="2C3E50"/>
-                <w:sz w:val="20"/>
-                <w:szCs w:val="20"/>
-                <w:lang w:val="pt-PT"/>
-              </w:rPr>
-              <w:t xml:space="preserve"> do menor </w:t>
-            </w:r>
-            <w:proofErr w:type="gramStart"/>
-            <w:r>
-              <w:rPr>
-                <w:rFonts w:eastAsia="Arial" w:cs="Arial"/>
-                <w:color w:val="2C3E50"/>
-                <w:sz w:val="20"/>
-                <w:szCs w:val="20"/>
-                <w:lang w:val="pt-PT"/>
-              </w:rPr>
-              <w:t>privilegio</w:t>
-            </w:r>
-            <w:proofErr w:type="gramEnd"/>
-            <w:r>
-              <w:rPr>
-                <w:rFonts w:eastAsia="Arial" w:cs="Arial"/>
-                <w:color w:val="2C3E50"/>
-                <w:sz w:val="20"/>
-                <w:szCs w:val="20"/>
-                <w:lang w:val="pt-PT"/>
-              </w:rPr>
-              <w:t xml:space="preserve">. O utilizador da </w:t>
-            </w:r>
-            <w:proofErr w:type="spellStart"/>
-            <w:r>
-              <w:rPr>
-                <w:rFonts w:eastAsia="Arial" w:cs="Arial"/>
-                <w:color w:val="2C3E50"/>
-                <w:sz w:val="20"/>
-                <w:szCs w:val="20"/>
-                <w:lang w:val="pt-PT"/>
-              </w:rPr>
-              <w:t>aplicacao</w:t>
-            </w:r>
-            <w:proofErr w:type="spellEnd"/>
-            <w:r>
-              <w:rPr>
-                <w:rFonts w:eastAsia="Arial" w:cs="Arial"/>
-                <w:color w:val="2C3E50"/>
-                <w:sz w:val="20"/>
-                <w:szCs w:val="20"/>
-                <w:lang w:val="pt-PT"/>
-              </w:rPr>
-              <w:t xml:space="preserve"> (</w:t>
-            </w:r>
-            <w:proofErr w:type="spellStart"/>
-            <w:r>
-              <w:rPr>
-                <w:rFonts w:eastAsia="Arial" w:cs="Arial"/>
-                <w:color w:val="2C3E50"/>
-                <w:sz w:val="20"/>
-                <w:szCs w:val="20"/>
-                <w:lang w:val="pt-PT"/>
-              </w:rPr>
-              <w:t>app_backend</w:t>
-            </w:r>
-            <w:proofErr w:type="spellEnd"/>
-            <w:r>
-              <w:rPr>
-                <w:rFonts w:eastAsia="Arial" w:cs="Arial"/>
-                <w:color w:val="2C3E50"/>
-                <w:sz w:val="20"/>
-                <w:szCs w:val="20"/>
-                <w:lang w:val="pt-PT"/>
-              </w:rPr>
-              <w:t xml:space="preserve">) tem apenas INSERT. O gerente tem </w:t>
-            </w:r>
-            <w:proofErr w:type="gramStart"/>
-            <w:r>
-              <w:rPr>
-                <w:rFonts w:eastAsia="Arial" w:cs="Arial"/>
-                <w:color w:val="2C3E50"/>
-                <w:sz w:val="20"/>
-                <w:szCs w:val="20"/>
-                <w:lang w:val="pt-PT"/>
-              </w:rPr>
-              <w:t>UPDATE</w:t>
-            </w:r>
-            <w:proofErr w:type="gramEnd"/>
-            <w:r>
-              <w:rPr>
-                <w:rFonts w:eastAsia="Arial" w:cs="Arial"/>
-                <w:color w:val="2C3E50"/>
-                <w:sz w:val="20"/>
-                <w:szCs w:val="20"/>
-                <w:lang w:val="pt-PT"/>
-              </w:rPr>
-              <w:t xml:space="preserve"> mas o DELETE em clientes foi especificamente revogado com REVOKE.</w:t>
+              <w:t>Usei RBAC com o principio do menor privilegio. O utilizador da aplicacao (app_backend) tem apenas INSERT. O gerente tem UPDATE mas o DELETE em clientes foi especificamente revogado com REVOKE.</w:t>
             </w:r>
           </w:p>
         </w:tc>
@@ -6133,55 +3938,7 @@
           <w:szCs w:val="24"/>
           <w:lang w:val="pt-PT"/>
         </w:rPr>
-        <w:t xml:space="preserve">Se o servidor for invadido, os dados </w:t>
-      </w:r>
-      <w:proofErr w:type="spellStart"/>
-      <w:r>
-        <w:rPr>
-          <w:rFonts w:eastAsia="Arial" w:cs="Arial"/>
-          <w:b/>
-          <w:bCs/>
-          <w:color w:val="2E4057"/>
-          <w:szCs w:val="24"/>
-          <w:lang w:val="pt-PT"/>
-        </w:rPr>
-        <w:t>sensiveis</w:t>
-      </w:r>
-      <w:proofErr w:type="spellEnd"/>
-      <w:r>
-        <w:rPr>
-          <w:rFonts w:eastAsia="Arial" w:cs="Arial"/>
-          <w:b/>
-          <w:bCs/>
-          <w:color w:val="2E4057"/>
-          <w:szCs w:val="24"/>
-          <w:lang w:val="pt-PT"/>
-        </w:rPr>
-        <w:t xml:space="preserve"> </w:t>
-      </w:r>
-      <w:proofErr w:type="spellStart"/>
-      <w:r>
-        <w:rPr>
-          <w:rFonts w:eastAsia="Arial" w:cs="Arial"/>
-          <w:b/>
-          <w:bCs/>
-          <w:color w:val="2E4057"/>
-          <w:szCs w:val="24"/>
-          <w:lang w:val="pt-PT"/>
-        </w:rPr>
-        <w:t>estao</w:t>
-      </w:r>
-      <w:proofErr w:type="spellEnd"/>
-      <w:r>
-        <w:rPr>
-          <w:rFonts w:eastAsia="Arial" w:cs="Arial"/>
-          <w:b/>
-          <w:bCs/>
-          <w:color w:val="2E4057"/>
-          <w:szCs w:val="24"/>
-          <w:lang w:val="pt-PT"/>
-        </w:rPr>
-        <w:t xml:space="preserve"> protegidos?</w:t>
+        <w:t>Se o servidor for invadido, os dados sensiveis estao protegidos?</w:t>
       </w:r>
     </w:p>
     <w:tbl>
@@ -6206,12 +3963,6 @@
         <w:gridCol w:w="8623"/>
       </w:tblGrid>
       <w:tr>
-        <w:tblPrEx>
-          <w:tblCellMar>
-            <w:top w:w="0" w:type="dxa"/>
-            <w:bottom w:w="0" w:type="dxa"/>
-          </w:tblCellMar>
-        </w:tblPrEx>
         <w:tc>
           <w:tcPr>
             <w:tcW w:w="400" w:type="dxa"/>
@@ -6295,249 +4046,7 @@
                 <w:szCs w:val="20"/>
                 <w:lang w:val="pt-PT"/>
               </w:rPr>
-              <w:t xml:space="preserve">Sim. As senhas </w:t>
-            </w:r>
-            <w:proofErr w:type="spellStart"/>
-            <w:r>
-              <w:rPr>
-                <w:rFonts w:eastAsia="Arial" w:cs="Arial"/>
-                <w:color w:val="2C3E50"/>
-                <w:sz w:val="20"/>
-                <w:szCs w:val="20"/>
-                <w:lang w:val="pt-PT"/>
-              </w:rPr>
-              <w:t>sao</w:t>
-            </w:r>
-            <w:proofErr w:type="spellEnd"/>
-            <w:r>
-              <w:rPr>
-                <w:rFonts w:eastAsia="Arial" w:cs="Arial"/>
-                <w:color w:val="2C3E50"/>
-                <w:sz w:val="20"/>
-                <w:szCs w:val="20"/>
-                <w:lang w:val="pt-PT"/>
-              </w:rPr>
-              <w:t xml:space="preserve"> guardadas com </w:t>
-            </w:r>
-            <w:proofErr w:type="spellStart"/>
-            <w:r>
-              <w:rPr>
-                <w:rFonts w:eastAsia="Arial" w:cs="Arial"/>
-                <w:color w:val="2C3E50"/>
-                <w:sz w:val="20"/>
-                <w:szCs w:val="20"/>
-                <w:lang w:val="pt-PT"/>
-              </w:rPr>
-              <w:t>hash</w:t>
-            </w:r>
-            <w:proofErr w:type="spellEnd"/>
-            <w:r>
-              <w:rPr>
-                <w:rFonts w:eastAsia="Arial" w:cs="Arial"/>
-                <w:color w:val="2C3E50"/>
-                <w:sz w:val="20"/>
-                <w:szCs w:val="20"/>
-                <w:lang w:val="pt-PT"/>
-              </w:rPr>
-              <w:t xml:space="preserve"> </w:t>
-            </w:r>
-            <w:proofErr w:type="spellStart"/>
-            <w:r>
-              <w:rPr>
-                <w:rFonts w:eastAsia="Arial" w:cs="Arial"/>
-                <w:color w:val="2C3E50"/>
-                <w:sz w:val="20"/>
-                <w:szCs w:val="20"/>
-                <w:lang w:val="pt-PT"/>
-              </w:rPr>
-              <w:t>bcrypt</w:t>
-            </w:r>
-            <w:proofErr w:type="spellEnd"/>
-            <w:r>
-              <w:rPr>
-                <w:rFonts w:eastAsia="Arial" w:cs="Arial"/>
-                <w:color w:val="2C3E50"/>
-                <w:sz w:val="20"/>
-                <w:szCs w:val="20"/>
-                <w:lang w:val="pt-PT"/>
-              </w:rPr>
-              <w:t xml:space="preserve"> via </w:t>
-            </w:r>
-            <w:proofErr w:type="spellStart"/>
-            <w:r>
-              <w:rPr>
-                <w:rFonts w:eastAsia="Arial" w:cs="Arial"/>
-                <w:color w:val="2C3E50"/>
-                <w:sz w:val="20"/>
-                <w:szCs w:val="20"/>
-                <w:lang w:val="pt-PT"/>
-              </w:rPr>
-              <w:t>extensao</w:t>
-            </w:r>
-            <w:proofErr w:type="spellEnd"/>
-            <w:r>
-              <w:rPr>
-                <w:rFonts w:eastAsia="Arial" w:cs="Arial"/>
-                <w:color w:val="2C3E50"/>
-                <w:sz w:val="20"/>
-                <w:szCs w:val="20"/>
-                <w:lang w:val="pt-PT"/>
-              </w:rPr>
-              <w:t xml:space="preserve"> </w:t>
-            </w:r>
-            <w:proofErr w:type="spellStart"/>
-            <w:r>
-              <w:rPr>
-                <w:rFonts w:eastAsia="Arial" w:cs="Arial"/>
-                <w:color w:val="2C3E50"/>
-                <w:sz w:val="20"/>
-                <w:szCs w:val="20"/>
-                <w:lang w:val="pt-PT"/>
-              </w:rPr>
-              <w:t>pgcrypto</w:t>
-            </w:r>
-            <w:proofErr w:type="spellEnd"/>
-            <w:r>
-              <w:rPr>
-                <w:rFonts w:eastAsia="Arial" w:cs="Arial"/>
-                <w:color w:val="2C3E50"/>
-                <w:sz w:val="20"/>
-                <w:szCs w:val="20"/>
-                <w:lang w:val="pt-PT"/>
-              </w:rPr>
-              <w:t xml:space="preserve">. Mesmo com acesso total ao </w:t>
-            </w:r>
-            <w:proofErr w:type="spellStart"/>
-            <w:r>
-              <w:rPr>
-                <w:rFonts w:eastAsia="Arial" w:cs="Arial"/>
-                <w:color w:val="2C3E50"/>
-                <w:sz w:val="20"/>
-                <w:szCs w:val="20"/>
-                <w:lang w:val="pt-PT"/>
-              </w:rPr>
-              <w:t>dump</w:t>
-            </w:r>
-            <w:proofErr w:type="spellEnd"/>
-            <w:r>
-              <w:rPr>
-                <w:rFonts w:eastAsia="Arial" w:cs="Arial"/>
-                <w:color w:val="2C3E50"/>
-                <w:sz w:val="20"/>
-                <w:szCs w:val="20"/>
-                <w:lang w:val="pt-PT"/>
-              </w:rPr>
-              <w:t xml:space="preserve"> do banco, o atacante </w:t>
-            </w:r>
-            <w:proofErr w:type="spellStart"/>
-            <w:r>
-              <w:rPr>
-                <w:rFonts w:eastAsia="Arial" w:cs="Arial"/>
-                <w:color w:val="2C3E50"/>
-                <w:sz w:val="20"/>
-                <w:szCs w:val="20"/>
-                <w:lang w:val="pt-PT"/>
-              </w:rPr>
-              <w:t>so</w:t>
-            </w:r>
-            <w:proofErr w:type="spellEnd"/>
-            <w:r>
-              <w:rPr>
-                <w:rFonts w:eastAsia="Arial" w:cs="Arial"/>
-                <w:color w:val="2C3E50"/>
-                <w:sz w:val="20"/>
-                <w:szCs w:val="20"/>
-                <w:lang w:val="pt-PT"/>
-              </w:rPr>
-              <w:t xml:space="preserve"> encontra </w:t>
-            </w:r>
-            <w:proofErr w:type="spellStart"/>
-            <w:r>
-              <w:rPr>
-                <w:rFonts w:eastAsia="Arial" w:cs="Arial"/>
-                <w:color w:val="2C3E50"/>
-                <w:sz w:val="20"/>
-                <w:szCs w:val="20"/>
-                <w:lang w:val="pt-PT"/>
-              </w:rPr>
-              <w:t>hashes</w:t>
-            </w:r>
-            <w:proofErr w:type="spellEnd"/>
-            <w:r>
-              <w:rPr>
-                <w:rFonts w:eastAsia="Arial" w:cs="Arial"/>
-                <w:color w:val="2C3E50"/>
-                <w:sz w:val="20"/>
-                <w:szCs w:val="20"/>
-                <w:lang w:val="pt-PT"/>
-              </w:rPr>
-              <w:t xml:space="preserve"> </w:t>
-            </w:r>
-            <w:proofErr w:type="spellStart"/>
-            <w:r>
-              <w:rPr>
-                <w:rFonts w:eastAsia="Arial" w:cs="Arial"/>
-                <w:color w:val="2C3E50"/>
-                <w:sz w:val="20"/>
-                <w:szCs w:val="20"/>
-                <w:lang w:val="pt-PT"/>
-              </w:rPr>
-              <w:t>irreversiveis</w:t>
-            </w:r>
-            <w:proofErr w:type="spellEnd"/>
-            <w:r>
-              <w:rPr>
-                <w:rFonts w:eastAsia="Arial" w:cs="Arial"/>
-                <w:color w:val="2C3E50"/>
-                <w:sz w:val="20"/>
-                <w:szCs w:val="20"/>
-                <w:lang w:val="pt-PT"/>
-              </w:rPr>
-              <w:t xml:space="preserve">. O </w:t>
-            </w:r>
-            <w:proofErr w:type="spellStart"/>
-            <w:r>
-              <w:rPr>
-                <w:rFonts w:eastAsia="Arial" w:cs="Arial"/>
-                <w:color w:val="2C3E50"/>
-                <w:sz w:val="20"/>
-                <w:szCs w:val="20"/>
-                <w:lang w:val="pt-PT"/>
-              </w:rPr>
-              <w:t>bcrypt</w:t>
-            </w:r>
-            <w:proofErr w:type="spellEnd"/>
-            <w:r>
-              <w:rPr>
-                <w:rFonts w:eastAsia="Arial" w:cs="Arial"/>
-                <w:color w:val="2C3E50"/>
-                <w:sz w:val="20"/>
-                <w:szCs w:val="20"/>
-                <w:lang w:val="pt-PT"/>
-              </w:rPr>
-              <w:t xml:space="preserve"> e propositadamente lento (~100ms por tentativa), tornando ataques de forca bruta </w:t>
-            </w:r>
-            <w:proofErr w:type="spellStart"/>
-            <w:r>
-              <w:rPr>
-                <w:rFonts w:eastAsia="Arial" w:cs="Arial"/>
-                <w:color w:val="2C3E50"/>
-                <w:sz w:val="20"/>
-                <w:szCs w:val="20"/>
-                <w:lang w:val="pt-PT"/>
-              </w:rPr>
-              <w:t>impraticaveis</w:t>
-            </w:r>
-            <w:proofErr w:type="spellEnd"/>
-            <w:r>
-              <w:rPr>
-                <w:rFonts w:eastAsia="Arial" w:cs="Arial"/>
-                <w:color w:val="2C3E50"/>
-                <w:sz w:val="20"/>
-                <w:szCs w:val="20"/>
-                <w:lang w:val="pt-PT"/>
-              </w:rPr>
-              <w:t>.</w:t>
+              <w:t>Sim. As senhas sao guardadas com hash bcrypt via extensao pgcrypto. Mesmo com acesso total ao dump do banco, o atacante so encontra hashes irreversiveis. O bcrypt e propositadamente lento (~100ms por tentativa), tornando ataques de forca bruta impraticaveis.</w:t>
             </w:r>
           </w:p>
         </w:tc>
@@ -6568,31 +4077,7 @@
           <w:lang w:val="pt-PT"/>
         </w:rPr>
         <w:lastRenderedPageBreak/>
-        <w:t xml:space="preserve">Qual </w:t>
-      </w:r>
-      <w:proofErr w:type="gramStart"/>
-      <w:r>
-        <w:rPr>
-          <w:rFonts w:eastAsia="Arial" w:cs="Arial"/>
-          <w:b/>
-          <w:bCs/>
-          <w:color w:val="2E4057"/>
-          <w:szCs w:val="24"/>
-          <w:lang w:val="pt-PT"/>
-        </w:rPr>
-        <w:t>e</w:t>
-      </w:r>
-      <w:proofErr w:type="gramEnd"/>
-      <w:r>
-        <w:rPr>
-          <w:rFonts w:eastAsia="Arial" w:cs="Arial"/>
-          <w:b/>
-          <w:bCs/>
-          <w:color w:val="2E4057"/>
-          <w:szCs w:val="24"/>
-          <w:lang w:val="pt-PT"/>
-        </w:rPr>
-        <w:t xml:space="preserve"> o RTO? Quanto tempo a empresa fica parada se o banco corromper?</w:t>
+        <w:t>Qual e o RTO? Quanto tempo a empresa fica parada se o banco corromper?</w:t>
       </w:r>
     </w:p>
     <w:tbl>
@@ -6617,12 +4102,6 @@
         <w:gridCol w:w="8623"/>
       </w:tblGrid>
       <w:tr>
-        <w:tblPrEx>
-          <w:tblCellMar>
-            <w:top w:w="0" w:type="dxa"/>
-            <w:bottom w:w="0" w:type="dxa"/>
-          </w:tblCellMar>
-        </w:tblPrEx>
         <w:tc>
           <w:tcPr>
             <w:tcW w:w="400" w:type="dxa"/>
@@ -6706,73 +4185,7 @@
                 <w:szCs w:val="20"/>
                 <w:lang w:val="pt-PT"/>
               </w:rPr>
-              <w:t xml:space="preserve">O RTO e inferior a 10 minutos. O backup </w:t>
-            </w:r>
-            <w:proofErr w:type="spellStart"/>
-            <w:r>
-              <w:rPr>
-                <w:rFonts w:eastAsia="Arial" w:cs="Arial"/>
-                <w:color w:val="2C3E50"/>
-                <w:sz w:val="20"/>
-                <w:szCs w:val="20"/>
-                <w:lang w:val="pt-PT"/>
-              </w:rPr>
-              <w:t>diario</w:t>
-            </w:r>
-            <w:proofErr w:type="spellEnd"/>
-            <w:r>
-              <w:rPr>
-                <w:rFonts w:eastAsia="Arial" w:cs="Arial"/>
-                <w:color w:val="2C3E50"/>
-                <w:sz w:val="20"/>
-                <w:szCs w:val="20"/>
-                <w:lang w:val="pt-PT"/>
-              </w:rPr>
-              <w:t xml:space="preserve"> as 02h00 esta armazenado localmente. O processo de </w:t>
-            </w:r>
-            <w:proofErr w:type="spellStart"/>
-            <w:r>
-              <w:rPr>
-                <w:rFonts w:eastAsia="Arial" w:cs="Arial"/>
-                <w:color w:val="2C3E50"/>
-                <w:sz w:val="20"/>
-                <w:szCs w:val="20"/>
-                <w:lang w:val="pt-PT"/>
-              </w:rPr>
-              <w:t>restore</w:t>
-            </w:r>
-            <w:proofErr w:type="spellEnd"/>
-            <w:r>
-              <w:rPr>
-                <w:rFonts w:eastAsia="Arial" w:cs="Arial"/>
-                <w:color w:val="2C3E50"/>
-                <w:sz w:val="20"/>
-                <w:szCs w:val="20"/>
-                <w:lang w:val="pt-PT"/>
-              </w:rPr>
-              <w:t xml:space="preserve"> e: verificar o ficheiro, descomprimir, recriar o banco, importar o SQL. Com os dados do </w:t>
-            </w:r>
-            <w:proofErr w:type="spellStart"/>
-            <w:r>
-              <w:rPr>
-                <w:rFonts w:eastAsia="Arial" w:cs="Arial"/>
-                <w:color w:val="2C3E50"/>
-                <w:sz w:val="20"/>
-                <w:szCs w:val="20"/>
-                <w:lang w:val="pt-PT"/>
-              </w:rPr>
-              <w:t>projecto</w:t>
-            </w:r>
-            <w:proofErr w:type="spellEnd"/>
-            <w:r>
-              <w:rPr>
-                <w:rFonts w:eastAsia="Arial" w:cs="Arial"/>
-                <w:color w:val="2C3E50"/>
-                <w:sz w:val="20"/>
-                <w:szCs w:val="20"/>
-                <w:lang w:val="pt-PT"/>
-              </w:rPr>
-              <w:t xml:space="preserve"> testa em menos de 2 minutos.</w:t>
+              <w:t>O RTO e inferior a 10 minutos. O backup diario as 02h00 esta armazenado localmente. O processo de restore e: verificar o ficheiro, descomprimir, recriar o banco, importar o SQL. Com os dados do projecto testa em menos de 2 minutos.</w:t>
             </w:r>
           </w:p>
         </w:tc>
@@ -6801,79 +4214,7 @@
           <w:szCs w:val="24"/>
           <w:lang w:val="pt-PT"/>
         </w:rPr>
-        <w:t xml:space="preserve">Onde os backups </w:t>
-      </w:r>
-      <w:proofErr w:type="spellStart"/>
-      <w:r>
-        <w:rPr>
-          <w:rFonts w:eastAsia="Arial" w:cs="Arial"/>
-          <w:b/>
-          <w:bCs/>
-          <w:color w:val="2E4057"/>
-          <w:szCs w:val="24"/>
-          <w:lang w:val="pt-PT"/>
-        </w:rPr>
-        <w:t>estao</w:t>
-      </w:r>
-      <w:proofErr w:type="spellEnd"/>
-      <w:r>
-        <w:rPr>
-          <w:rFonts w:eastAsia="Arial" w:cs="Arial"/>
-          <w:b/>
-          <w:bCs/>
-          <w:color w:val="2E4057"/>
-          <w:szCs w:val="24"/>
-          <w:lang w:val="pt-PT"/>
-        </w:rPr>
-        <w:t xml:space="preserve"> armazenados e como garantem que </w:t>
-      </w:r>
-      <w:proofErr w:type="spellStart"/>
-      <w:r>
-        <w:rPr>
-          <w:rFonts w:eastAsia="Arial" w:cs="Arial"/>
-          <w:b/>
-          <w:bCs/>
-          <w:color w:val="2E4057"/>
-          <w:szCs w:val="24"/>
-          <w:lang w:val="pt-PT"/>
-        </w:rPr>
-        <w:t>nao</w:t>
-      </w:r>
-      <w:proofErr w:type="spellEnd"/>
-      <w:r>
-        <w:rPr>
-          <w:rFonts w:eastAsia="Arial" w:cs="Arial"/>
-          <w:b/>
-          <w:bCs/>
-          <w:color w:val="2E4057"/>
-          <w:szCs w:val="24"/>
-          <w:lang w:val="pt-PT"/>
-        </w:rPr>
-        <w:t xml:space="preserve"> </w:t>
-      </w:r>
-      <w:proofErr w:type="spellStart"/>
-      <w:r>
-        <w:rPr>
-          <w:rFonts w:eastAsia="Arial" w:cs="Arial"/>
-          <w:b/>
-          <w:bCs/>
-          <w:color w:val="2E4057"/>
-          <w:szCs w:val="24"/>
-          <w:lang w:val="pt-PT"/>
-        </w:rPr>
-        <w:t>estao</w:t>
-      </w:r>
-      <w:proofErr w:type="spellEnd"/>
-      <w:r>
-        <w:rPr>
-          <w:rFonts w:eastAsia="Arial" w:cs="Arial"/>
-          <w:b/>
-          <w:bCs/>
-          <w:color w:val="2E4057"/>
-          <w:szCs w:val="24"/>
-          <w:lang w:val="pt-PT"/>
-        </w:rPr>
-        <w:t xml:space="preserve"> corrompidos?</w:t>
+        <w:t>Onde os backups estao armazenados e como garantem que nao estao corrompidos?</w:t>
       </w:r>
     </w:p>
     <w:tbl>
@@ -6898,12 +4239,6 @@
         <w:gridCol w:w="8623"/>
       </w:tblGrid>
       <w:tr>
-        <w:tblPrEx>
-          <w:tblCellMar>
-            <w:top w:w="0" w:type="dxa"/>
-            <w:bottom w:w="0" w:type="dxa"/>
-          </w:tblCellMar>
-        </w:tblPrEx>
         <w:tc>
           <w:tcPr>
             <w:tcW w:w="400" w:type="dxa"/>
@@ -6987,117 +4322,7 @@
                 <w:szCs w:val="20"/>
                 <w:lang w:val="pt-PT"/>
               </w:rPr>
-              <w:t xml:space="preserve">Os backups ficam na </w:t>
-            </w:r>
-            <w:proofErr w:type="gramStart"/>
-            <w:r>
-              <w:rPr>
-                <w:rFonts w:eastAsia="Arial" w:cs="Arial"/>
-                <w:color w:val="2C3E50"/>
-                <w:sz w:val="20"/>
-                <w:szCs w:val="20"/>
-                <w:lang w:val="pt-PT"/>
-              </w:rPr>
-              <w:t>pasta .</w:t>
-            </w:r>
-            <w:proofErr w:type="gramEnd"/>
-            <w:r>
-              <w:rPr>
-                <w:rFonts w:eastAsia="Arial" w:cs="Arial"/>
-                <w:color w:val="2C3E50"/>
-                <w:sz w:val="20"/>
-                <w:szCs w:val="20"/>
-                <w:lang w:val="pt-PT"/>
-              </w:rPr>
-              <w:t xml:space="preserve">/backups/ em </w:t>
-            </w:r>
-            <w:proofErr w:type="gramStart"/>
-            <w:r>
-              <w:rPr>
-                <w:rFonts w:eastAsia="Arial" w:cs="Arial"/>
-                <w:color w:val="2C3E50"/>
-                <w:sz w:val="20"/>
-                <w:szCs w:val="20"/>
-                <w:lang w:val="pt-PT"/>
-              </w:rPr>
-              <w:t>formato .</w:t>
-            </w:r>
-            <w:proofErr w:type="gramEnd"/>
-            <w:r>
-              <w:rPr>
-                <w:rFonts w:eastAsia="Arial" w:cs="Arial"/>
-                <w:color w:val="2C3E50"/>
-                <w:sz w:val="20"/>
-                <w:szCs w:val="20"/>
-                <w:lang w:val="pt-PT"/>
-              </w:rPr>
-              <w:t xml:space="preserve">sql.gz. Apos cada </w:t>
-            </w:r>
-            <w:proofErr w:type="spellStart"/>
-            <w:r>
-              <w:rPr>
-                <w:rFonts w:eastAsia="Arial" w:cs="Arial"/>
-                <w:color w:val="2C3E50"/>
-                <w:sz w:val="20"/>
-                <w:szCs w:val="20"/>
-                <w:lang w:val="pt-PT"/>
-              </w:rPr>
-              <w:t>dump</w:t>
-            </w:r>
-            <w:proofErr w:type="spellEnd"/>
-            <w:r>
-              <w:rPr>
-                <w:rFonts w:eastAsia="Arial" w:cs="Arial"/>
-                <w:color w:val="2C3E50"/>
-                <w:sz w:val="20"/>
-                <w:szCs w:val="20"/>
-                <w:lang w:val="pt-PT"/>
-              </w:rPr>
-              <w:t xml:space="preserve">, o script executa </w:t>
-            </w:r>
-            <w:proofErr w:type="spellStart"/>
-            <w:r>
-              <w:rPr>
-                <w:rFonts w:eastAsia="Arial" w:cs="Arial"/>
-                <w:color w:val="2C3E50"/>
-                <w:sz w:val="20"/>
-                <w:szCs w:val="20"/>
-                <w:lang w:val="pt-PT"/>
-              </w:rPr>
-              <w:t>gzip</w:t>
-            </w:r>
-            <w:proofErr w:type="spellEnd"/>
-            <w:r>
-              <w:rPr>
-                <w:rFonts w:eastAsia="Arial" w:cs="Arial"/>
-                <w:color w:val="2C3E50"/>
-                <w:sz w:val="20"/>
-                <w:szCs w:val="20"/>
-                <w:lang w:val="pt-PT"/>
-              </w:rPr>
-              <w:t xml:space="preserve"> -t que verifica a integridade do ficheiro comprimido sem precisar descomprimi-lo. O resultado e registado no ficheiro backup.log com </w:t>
-            </w:r>
-            <w:proofErr w:type="spellStart"/>
-            <w:r>
-              <w:rPr>
-                <w:rFonts w:eastAsia="Arial" w:cs="Arial"/>
-                <w:color w:val="2C3E50"/>
-                <w:sz w:val="20"/>
-                <w:szCs w:val="20"/>
-                <w:lang w:val="pt-PT"/>
-              </w:rPr>
-              <w:t>timestamp</w:t>
-            </w:r>
-            <w:proofErr w:type="spellEnd"/>
-            <w:r>
-              <w:rPr>
-                <w:rFonts w:eastAsia="Arial" w:cs="Arial"/>
-                <w:color w:val="2C3E50"/>
-                <w:sz w:val="20"/>
-                <w:szCs w:val="20"/>
-                <w:lang w:val="pt-PT"/>
-              </w:rPr>
-              <w:t>.</w:t>
+              <w:t>Os backups ficam na pasta ./backups/ em formato .sql.gz. Apos cada dump, o script executa gzip -t que verifica a integridade do ficheiro comprimido sem precisar descomprimi-lo. O resultado e registado no ficheiro backup.log com timestamp.</w:t>
             </w:r>
           </w:p>
         </w:tc>
@@ -7127,31 +4352,7 @@
           <w:szCs w:val="24"/>
           <w:lang w:val="pt-PT"/>
         </w:rPr>
-        <w:t xml:space="preserve">Quais foram as 3 consultas mais lentas e qual </w:t>
-      </w:r>
-      <w:proofErr w:type="spellStart"/>
-      <w:r>
-        <w:rPr>
-          <w:rFonts w:eastAsia="Arial" w:cs="Arial"/>
-          <w:b/>
-          <w:bCs/>
-          <w:color w:val="2E4057"/>
-          <w:szCs w:val="24"/>
-          <w:lang w:val="pt-PT"/>
-        </w:rPr>
-        <w:t>tecnica</w:t>
-      </w:r>
-      <w:proofErr w:type="spellEnd"/>
-      <w:r>
-        <w:rPr>
-          <w:rFonts w:eastAsia="Arial" w:cs="Arial"/>
-          <w:b/>
-          <w:bCs/>
-          <w:color w:val="2E4057"/>
-          <w:szCs w:val="24"/>
-          <w:lang w:val="pt-PT"/>
-        </w:rPr>
-        <w:t xml:space="preserve"> foi usada?</w:t>
+        <w:t>Quais foram as 3 consultas mais lentas e qual tecnica foi usada?</w:t>
       </w:r>
     </w:p>
     <w:tbl>
@@ -7176,12 +4377,6 @@
         <w:gridCol w:w="8623"/>
       </w:tblGrid>
       <w:tr>
-        <w:tblPrEx>
-          <w:tblCellMar>
-            <w:top w:w="0" w:type="dxa"/>
-            <w:bottom w:w="0" w:type="dxa"/>
-          </w:tblCellMar>
-        </w:tblPrEx>
         <w:tc>
           <w:tcPr>
             <w:tcW w:w="400" w:type="dxa"/>
@@ -7265,227 +4460,7 @@
                 <w:szCs w:val="20"/>
                 <w:lang w:val="pt-PT"/>
               </w:rPr>
-              <w:t xml:space="preserve">Identifiquei via EXPLAIN ANALYZE: (1) busca de pedidos por cliente — </w:t>
-            </w:r>
-            <w:proofErr w:type="spellStart"/>
-            <w:r>
-              <w:rPr>
-                <w:rFonts w:eastAsia="Arial" w:cs="Arial"/>
-                <w:color w:val="2C3E50"/>
-                <w:sz w:val="20"/>
-                <w:szCs w:val="20"/>
-                <w:lang w:val="pt-PT"/>
-              </w:rPr>
-              <w:t>Seq</w:t>
-            </w:r>
-            <w:proofErr w:type="spellEnd"/>
-            <w:r>
-              <w:rPr>
-                <w:rFonts w:eastAsia="Arial" w:cs="Arial"/>
-                <w:color w:val="2C3E50"/>
-                <w:sz w:val="20"/>
-                <w:szCs w:val="20"/>
-                <w:lang w:val="pt-PT"/>
-              </w:rPr>
-              <w:t xml:space="preserve"> Scan eliminado com </w:t>
-            </w:r>
-            <w:proofErr w:type="spellStart"/>
-            <w:r>
-              <w:rPr>
-                <w:rFonts w:eastAsia="Arial" w:cs="Arial"/>
-                <w:color w:val="2C3E50"/>
-                <w:sz w:val="20"/>
-                <w:szCs w:val="20"/>
-                <w:lang w:val="pt-PT"/>
-              </w:rPr>
-              <w:t>indice</w:t>
-            </w:r>
-            <w:proofErr w:type="spellEnd"/>
-            <w:r>
-              <w:rPr>
-                <w:rFonts w:eastAsia="Arial" w:cs="Arial"/>
-                <w:color w:val="2C3E50"/>
-                <w:sz w:val="20"/>
-                <w:szCs w:val="20"/>
-                <w:lang w:val="pt-PT"/>
-              </w:rPr>
-              <w:t xml:space="preserve"> em </w:t>
-            </w:r>
-            <w:proofErr w:type="spellStart"/>
-            <w:r>
-              <w:rPr>
-                <w:rFonts w:eastAsia="Arial" w:cs="Arial"/>
-                <w:color w:val="2C3E50"/>
-                <w:sz w:val="20"/>
-                <w:szCs w:val="20"/>
-                <w:lang w:val="pt-PT"/>
-              </w:rPr>
-              <w:t>cliente_id</w:t>
-            </w:r>
-            <w:proofErr w:type="spellEnd"/>
-            <w:r>
-              <w:rPr>
-                <w:rFonts w:eastAsia="Arial" w:cs="Arial"/>
-                <w:color w:val="2C3E50"/>
-                <w:sz w:val="20"/>
-                <w:szCs w:val="20"/>
-                <w:lang w:val="pt-PT"/>
-              </w:rPr>
-              <w:t xml:space="preserve">; (2) filtro de produtos por categoria e </w:t>
-            </w:r>
-            <w:proofErr w:type="spellStart"/>
-            <w:r>
-              <w:rPr>
-                <w:rFonts w:eastAsia="Arial" w:cs="Arial"/>
-                <w:color w:val="2C3E50"/>
-                <w:sz w:val="20"/>
-                <w:szCs w:val="20"/>
-                <w:lang w:val="pt-PT"/>
-              </w:rPr>
-              <w:t>preco</w:t>
-            </w:r>
-            <w:proofErr w:type="spellEnd"/>
-            <w:r>
-              <w:rPr>
-                <w:rFonts w:eastAsia="Arial" w:cs="Arial"/>
-                <w:color w:val="2C3E50"/>
-                <w:sz w:val="20"/>
-                <w:szCs w:val="20"/>
-                <w:lang w:val="pt-PT"/>
-              </w:rPr>
-              <w:t xml:space="preserve"> — </w:t>
-            </w:r>
-            <w:proofErr w:type="spellStart"/>
-            <w:r>
-              <w:rPr>
-                <w:rFonts w:eastAsia="Arial" w:cs="Arial"/>
-                <w:color w:val="2C3E50"/>
-                <w:sz w:val="20"/>
-                <w:szCs w:val="20"/>
-                <w:lang w:val="pt-PT"/>
-              </w:rPr>
-              <w:t>indice</w:t>
-            </w:r>
-            <w:proofErr w:type="spellEnd"/>
-            <w:r>
-              <w:rPr>
-                <w:rFonts w:eastAsia="Arial" w:cs="Arial"/>
-                <w:color w:val="2C3E50"/>
-                <w:sz w:val="20"/>
-                <w:szCs w:val="20"/>
-                <w:lang w:val="pt-PT"/>
-              </w:rPr>
-              <w:t xml:space="preserve"> composto; (3) </w:t>
-            </w:r>
-            <w:proofErr w:type="spellStart"/>
-            <w:r>
-              <w:rPr>
-                <w:rFonts w:eastAsia="Arial" w:cs="Arial"/>
-                <w:color w:val="2C3E50"/>
-                <w:sz w:val="20"/>
-                <w:szCs w:val="20"/>
-                <w:lang w:val="pt-PT"/>
-              </w:rPr>
-              <w:t>relatorio</w:t>
-            </w:r>
-            <w:proofErr w:type="spellEnd"/>
-            <w:r>
-              <w:rPr>
-                <w:rFonts w:eastAsia="Arial" w:cs="Arial"/>
-                <w:color w:val="2C3E50"/>
-                <w:sz w:val="20"/>
-                <w:szCs w:val="20"/>
-                <w:lang w:val="pt-PT"/>
-              </w:rPr>
-              <w:t xml:space="preserve"> mensal de receita — </w:t>
-            </w:r>
-            <w:proofErr w:type="spellStart"/>
-            <w:r>
-              <w:rPr>
-                <w:rFonts w:eastAsia="Arial" w:cs="Arial"/>
-                <w:color w:val="2C3E50"/>
-                <w:sz w:val="20"/>
-                <w:szCs w:val="20"/>
-                <w:lang w:val="pt-PT"/>
-              </w:rPr>
-              <w:t>indice</w:t>
-            </w:r>
-            <w:proofErr w:type="spellEnd"/>
-            <w:r>
-              <w:rPr>
-                <w:rFonts w:eastAsia="Arial" w:cs="Arial"/>
-                <w:color w:val="2C3E50"/>
-                <w:sz w:val="20"/>
-                <w:szCs w:val="20"/>
-                <w:lang w:val="pt-PT"/>
-              </w:rPr>
-              <w:t xml:space="preserve"> em </w:t>
-            </w:r>
-            <w:proofErr w:type="spellStart"/>
-            <w:r>
-              <w:rPr>
-                <w:rFonts w:eastAsia="Arial" w:cs="Arial"/>
-                <w:color w:val="2C3E50"/>
-                <w:sz w:val="20"/>
-                <w:szCs w:val="20"/>
-                <w:lang w:val="pt-PT"/>
-              </w:rPr>
-              <w:t>criado_em</w:t>
-            </w:r>
-            <w:proofErr w:type="spellEnd"/>
-            <w:r>
-              <w:rPr>
-                <w:rFonts w:eastAsia="Arial" w:cs="Arial"/>
-                <w:color w:val="2C3E50"/>
-                <w:sz w:val="20"/>
-                <w:szCs w:val="20"/>
-                <w:lang w:val="pt-PT"/>
-              </w:rPr>
-              <w:t xml:space="preserve">. Em todos os casos usei CREATE INDEX CONCURRENTLY para </w:t>
-            </w:r>
-            <w:proofErr w:type="spellStart"/>
-            <w:r>
-              <w:rPr>
-                <w:rFonts w:eastAsia="Arial" w:cs="Arial"/>
-                <w:color w:val="2C3E50"/>
-                <w:sz w:val="20"/>
-                <w:szCs w:val="20"/>
-                <w:lang w:val="pt-PT"/>
-              </w:rPr>
-              <w:t>nao</w:t>
-            </w:r>
-            <w:proofErr w:type="spellEnd"/>
-            <w:r>
-              <w:rPr>
-                <w:rFonts w:eastAsia="Arial" w:cs="Arial"/>
-                <w:color w:val="2C3E50"/>
-                <w:sz w:val="20"/>
-                <w:szCs w:val="20"/>
-                <w:lang w:val="pt-PT"/>
-              </w:rPr>
-              <w:t xml:space="preserve"> bloquear a tabela em </w:t>
-            </w:r>
-            <w:proofErr w:type="spellStart"/>
-            <w:r>
-              <w:rPr>
-                <w:rFonts w:eastAsia="Arial" w:cs="Arial"/>
-                <w:color w:val="2C3E50"/>
-                <w:sz w:val="20"/>
-                <w:szCs w:val="20"/>
-                <w:lang w:val="pt-PT"/>
-              </w:rPr>
-              <w:t>producao</w:t>
-            </w:r>
-            <w:proofErr w:type="spellEnd"/>
-            <w:r>
-              <w:rPr>
-                <w:rFonts w:eastAsia="Arial" w:cs="Arial"/>
-                <w:color w:val="2C3E50"/>
-                <w:sz w:val="20"/>
-                <w:szCs w:val="20"/>
-                <w:lang w:val="pt-PT"/>
-              </w:rPr>
-              <w:t>.</w:t>
+              <w:t>Identifiquei via EXPLAIN ANALYZE: (1) busca de pedidos por cliente — Seq Scan eliminado com indice em cliente_id; (2) filtro de produtos por categoria e preco — indice composto; (3) relatorio mensal de receita — indice em criado_em. Em todos os casos usei CREATE INDEX CONCURRENTLY para nao bloquear a tabela em producao.</w:t>
             </w:r>
           </w:p>
         </w:tc>
@@ -7514,55 +4489,7 @@
           <w:szCs w:val="24"/>
           <w:lang w:val="pt-PT"/>
         </w:rPr>
-        <w:t xml:space="preserve">Por que escolheu DECIMAL e </w:t>
-      </w:r>
-      <w:proofErr w:type="spellStart"/>
-      <w:r>
-        <w:rPr>
-          <w:rFonts w:eastAsia="Arial" w:cs="Arial"/>
-          <w:b/>
-          <w:bCs/>
-          <w:color w:val="2E4057"/>
-          <w:szCs w:val="24"/>
-          <w:lang w:val="pt-PT"/>
-        </w:rPr>
-        <w:t>nao</w:t>
-      </w:r>
-      <w:proofErr w:type="spellEnd"/>
-      <w:r>
-        <w:rPr>
-          <w:rFonts w:eastAsia="Arial" w:cs="Arial"/>
-          <w:b/>
-          <w:bCs/>
-          <w:color w:val="2E4057"/>
-          <w:szCs w:val="24"/>
-          <w:lang w:val="pt-PT"/>
-        </w:rPr>
-        <w:t xml:space="preserve"> FLOAT para a coluna de </w:t>
-      </w:r>
-      <w:proofErr w:type="spellStart"/>
-      <w:r>
-        <w:rPr>
-          <w:rFonts w:eastAsia="Arial" w:cs="Arial"/>
-          <w:b/>
-          <w:bCs/>
-          <w:color w:val="2E4057"/>
-          <w:szCs w:val="24"/>
-          <w:lang w:val="pt-PT"/>
-        </w:rPr>
-        <w:t>precos</w:t>
-      </w:r>
-      <w:proofErr w:type="spellEnd"/>
-      <w:r>
-        <w:rPr>
-          <w:rFonts w:eastAsia="Arial" w:cs="Arial"/>
-          <w:b/>
-          <w:bCs/>
-          <w:color w:val="2E4057"/>
-          <w:szCs w:val="24"/>
-          <w:lang w:val="pt-PT"/>
-        </w:rPr>
-        <w:t>?</w:t>
+        <w:t>Por que escolheu DECIMAL e nao FLOAT para a coluna de precos?</w:t>
       </w:r>
     </w:p>
     <w:tbl>
@@ -7587,12 +4514,6 @@
         <w:gridCol w:w="8623"/>
       </w:tblGrid>
       <w:tr>
-        <w:tblPrEx>
-          <w:tblCellMar>
-            <w:top w:w="0" w:type="dxa"/>
-            <w:bottom w:w="0" w:type="dxa"/>
-          </w:tblCellMar>
-        </w:tblPrEx>
         <w:tc>
           <w:tcPr>
             <w:tcW w:w="400" w:type="dxa"/>
@@ -7676,227 +4597,7 @@
                 <w:szCs w:val="20"/>
                 <w:lang w:val="pt-PT"/>
               </w:rPr>
-              <w:t xml:space="preserve">FLOAT usa </w:t>
-            </w:r>
-            <w:proofErr w:type="spellStart"/>
-            <w:r>
-              <w:rPr>
-                <w:rFonts w:eastAsia="Arial" w:cs="Arial"/>
-                <w:color w:val="2C3E50"/>
-                <w:sz w:val="20"/>
-                <w:szCs w:val="20"/>
-                <w:lang w:val="pt-PT"/>
-              </w:rPr>
-              <w:t>representacao</w:t>
-            </w:r>
-            <w:proofErr w:type="spellEnd"/>
-            <w:r>
-              <w:rPr>
-                <w:rFonts w:eastAsia="Arial" w:cs="Arial"/>
-                <w:color w:val="2C3E50"/>
-                <w:sz w:val="20"/>
-                <w:szCs w:val="20"/>
-                <w:lang w:val="pt-PT"/>
-              </w:rPr>
-              <w:t xml:space="preserve"> binaria de ponto flutuante — </w:t>
-            </w:r>
-            <w:proofErr w:type="spellStart"/>
-            <w:r>
-              <w:rPr>
-                <w:rFonts w:eastAsia="Arial" w:cs="Arial"/>
-                <w:color w:val="2C3E50"/>
-                <w:sz w:val="20"/>
-                <w:szCs w:val="20"/>
-                <w:lang w:val="pt-PT"/>
-              </w:rPr>
-              <w:t>nao</w:t>
-            </w:r>
-            <w:proofErr w:type="spellEnd"/>
-            <w:r>
-              <w:rPr>
-                <w:rFonts w:eastAsia="Arial" w:cs="Arial"/>
-                <w:color w:val="2C3E50"/>
-                <w:sz w:val="20"/>
-                <w:szCs w:val="20"/>
-                <w:lang w:val="pt-PT"/>
-              </w:rPr>
-              <w:t xml:space="preserve"> consegue representar </w:t>
-            </w:r>
-            <w:proofErr w:type="spellStart"/>
-            <w:r>
-              <w:rPr>
-                <w:rFonts w:eastAsia="Arial" w:cs="Arial"/>
-                <w:color w:val="2C3E50"/>
-                <w:sz w:val="20"/>
-                <w:szCs w:val="20"/>
-                <w:lang w:val="pt-PT"/>
-              </w:rPr>
-              <w:t>exactamente</w:t>
-            </w:r>
-            <w:proofErr w:type="spellEnd"/>
-            <w:r>
-              <w:rPr>
-                <w:rFonts w:eastAsia="Arial" w:cs="Arial"/>
-                <w:color w:val="2C3E50"/>
-                <w:sz w:val="20"/>
-                <w:szCs w:val="20"/>
-                <w:lang w:val="pt-PT"/>
-              </w:rPr>
-              <w:t xml:space="preserve"> 0.10 em base 2 (e uma dizima infinita em </w:t>
-            </w:r>
-            <w:proofErr w:type="spellStart"/>
-            <w:r>
-              <w:rPr>
-                <w:rFonts w:eastAsia="Arial" w:cs="Arial"/>
-                <w:color w:val="2C3E50"/>
-                <w:sz w:val="20"/>
-                <w:szCs w:val="20"/>
-                <w:lang w:val="pt-PT"/>
-              </w:rPr>
-              <w:t>binario</w:t>
-            </w:r>
-            <w:proofErr w:type="spellEnd"/>
-            <w:r>
-              <w:rPr>
-                <w:rFonts w:eastAsia="Arial" w:cs="Arial"/>
-                <w:color w:val="2C3E50"/>
-                <w:sz w:val="20"/>
-                <w:szCs w:val="20"/>
-                <w:lang w:val="pt-PT"/>
-              </w:rPr>
-              <w:t xml:space="preserve">). Isso causa erros de arredondamento: 0.1 + 0.2 pode dar 0.30000000000000004. Em contexto financeiro isso e </w:t>
-            </w:r>
-            <w:proofErr w:type="spellStart"/>
-            <w:r>
-              <w:rPr>
-                <w:rFonts w:eastAsia="Arial" w:cs="Arial"/>
-                <w:color w:val="2C3E50"/>
-                <w:sz w:val="20"/>
-                <w:szCs w:val="20"/>
-                <w:lang w:val="pt-PT"/>
-              </w:rPr>
-              <w:t>inaceitavel</w:t>
-            </w:r>
-            <w:proofErr w:type="spellEnd"/>
-            <w:r>
-              <w:rPr>
-                <w:rFonts w:eastAsia="Arial" w:cs="Arial"/>
-                <w:color w:val="2C3E50"/>
-                <w:sz w:val="20"/>
-                <w:szCs w:val="20"/>
-                <w:lang w:val="pt-PT"/>
-              </w:rPr>
-              <w:t xml:space="preserve">. </w:t>
-            </w:r>
-            <w:proofErr w:type="gramStart"/>
-            <w:r>
-              <w:rPr>
-                <w:rFonts w:eastAsia="Arial" w:cs="Arial"/>
-                <w:color w:val="2C3E50"/>
-                <w:sz w:val="20"/>
-                <w:szCs w:val="20"/>
-                <w:lang w:val="pt-PT"/>
-              </w:rPr>
-              <w:t>DECIMAL(</w:t>
-            </w:r>
-            <w:proofErr w:type="gramEnd"/>
-            <w:r>
-              <w:rPr>
-                <w:rFonts w:eastAsia="Arial" w:cs="Arial"/>
-                <w:color w:val="2C3E50"/>
-                <w:sz w:val="20"/>
-                <w:szCs w:val="20"/>
-                <w:lang w:val="pt-PT"/>
-              </w:rPr>
-              <w:t xml:space="preserve">10,2) e de </w:t>
-            </w:r>
-            <w:proofErr w:type="spellStart"/>
-            <w:r>
-              <w:rPr>
-                <w:rFonts w:eastAsia="Arial" w:cs="Arial"/>
-                <w:color w:val="2C3E50"/>
-                <w:sz w:val="20"/>
-                <w:szCs w:val="20"/>
-                <w:lang w:val="pt-PT"/>
-              </w:rPr>
-              <w:t>precisao</w:t>
-            </w:r>
-            <w:proofErr w:type="spellEnd"/>
-            <w:r>
-              <w:rPr>
-                <w:rFonts w:eastAsia="Arial" w:cs="Arial"/>
-                <w:color w:val="2C3E50"/>
-                <w:sz w:val="20"/>
-                <w:szCs w:val="20"/>
-                <w:lang w:val="pt-PT"/>
-              </w:rPr>
-              <w:t xml:space="preserve"> </w:t>
-            </w:r>
-            <w:proofErr w:type="spellStart"/>
-            <w:r>
-              <w:rPr>
-                <w:rFonts w:eastAsia="Arial" w:cs="Arial"/>
-                <w:color w:val="2C3E50"/>
-                <w:sz w:val="20"/>
-                <w:szCs w:val="20"/>
-                <w:lang w:val="pt-PT"/>
-              </w:rPr>
-              <w:t>exacta</w:t>
-            </w:r>
-            <w:proofErr w:type="spellEnd"/>
-            <w:r>
-              <w:rPr>
-                <w:rFonts w:eastAsia="Arial" w:cs="Arial"/>
-                <w:color w:val="2C3E50"/>
-                <w:sz w:val="20"/>
-                <w:szCs w:val="20"/>
-                <w:lang w:val="pt-PT"/>
-              </w:rPr>
-              <w:t xml:space="preserve">, guardado como </w:t>
-            </w:r>
-            <w:proofErr w:type="spellStart"/>
-            <w:r>
-              <w:rPr>
-                <w:rFonts w:eastAsia="Arial" w:cs="Arial"/>
-                <w:color w:val="2C3E50"/>
-                <w:sz w:val="20"/>
-                <w:szCs w:val="20"/>
-                <w:lang w:val="pt-PT"/>
-              </w:rPr>
-              <w:t>string</w:t>
-            </w:r>
-            <w:proofErr w:type="spellEnd"/>
-            <w:r>
-              <w:rPr>
-                <w:rFonts w:eastAsia="Arial" w:cs="Arial"/>
-                <w:color w:val="2C3E50"/>
-                <w:sz w:val="20"/>
-                <w:szCs w:val="20"/>
-                <w:lang w:val="pt-PT"/>
-              </w:rPr>
-              <w:t xml:space="preserve"> </w:t>
-            </w:r>
-            <w:proofErr w:type="spellStart"/>
-            <w:r>
-              <w:rPr>
-                <w:rFonts w:eastAsia="Arial" w:cs="Arial"/>
-                <w:color w:val="2C3E50"/>
-                <w:sz w:val="20"/>
-                <w:szCs w:val="20"/>
-                <w:lang w:val="pt-PT"/>
-              </w:rPr>
-              <w:t>numerica</w:t>
-            </w:r>
-            <w:proofErr w:type="spellEnd"/>
-            <w:r>
-              <w:rPr>
-                <w:rFonts w:eastAsia="Arial" w:cs="Arial"/>
-                <w:color w:val="2C3E50"/>
-                <w:sz w:val="20"/>
-                <w:szCs w:val="20"/>
-                <w:lang w:val="pt-PT"/>
-              </w:rPr>
-              <w:t xml:space="preserve"> internamente.</w:t>
+              <w:t>FLOAT usa representacao binaria de ponto flutuante — nao consegue representar exactamente 0.10 em base 2 (e uma dizima infinita em binario). Isso causa erros de arredondamento: 0.1 + 0.2 pode dar 0.30000000000000004. Em contexto financeiro isso e inaceitavel. DECIMAL(10,2) e de precisao exacta, guardado como string numerica internamente.</w:t>
             </w:r>
           </w:p>
         </w:tc>
@@ -7926,31 +4627,7 @@
           <w:lang w:val="pt-PT"/>
         </w:rPr>
         <w:lastRenderedPageBreak/>
-        <w:t xml:space="preserve">O que acontece se o </w:t>
-      </w:r>
-      <w:proofErr w:type="gramStart"/>
-      <w:r>
-        <w:rPr>
-          <w:rFonts w:eastAsia="Arial" w:cs="Arial"/>
-          <w:b/>
-          <w:bCs/>
-          <w:color w:val="2E4057"/>
-          <w:szCs w:val="24"/>
-          <w:lang w:val="pt-PT"/>
-        </w:rPr>
-        <w:t>numero</w:t>
-      </w:r>
-      <w:proofErr w:type="gramEnd"/>
-      <w:r>
-        <w:rPr>
-          <w:rFonts w:eastAsia="Arial" w:cs="Arial"/>
-          <w:b/>
-          <w:bCs/>
-          <w:color w:val="2E4057"/>
-          <w:szCs w:val="24"/>
-          <w:lang w:val="pt-PT"/>
-        </w:rPr>
-        <w:t xml:space="preserve"> de acessos triplicar amanha?</w:t>
+        <w:t>O que acontece se o numero de acessos triplicar amanha?</w:t>
       </w:r>
     </w:p>
     <w:tbl>
@@ -7975,12 +4652,6 @@
         <w:gridCol w:w="8623"/>
       </w:tblGrid>
       <w:tr>
-        <w:tblPrEx>
-          <w:tblCellMar>
-            <w:top w:w="0" w:type="dxa"/>
-            <w:bottom w:w="0" w:type="dxa"/>
-          </w:tblCellMar>
-        </w:tblPrEx>
         <w:tc>
           <w:tcPr>
             <w:tcW w:w="400" w:type="dxa"/>
@@ -8064,315 +4735,7 @@
                 <w:szCs w:val="20"/>
                 <w:lang w:val="pt-PT"/>
               </w:rPr>
-              <w:t xml:space="preserve">O </w:t>
-            </w:r>
-            <w:proofErr w:type="spellStart"/>
-            <w:r>
-              <w:rPr>
-                <w:rFonts w:eastAsia="Arial" w:cs="Arial"/>
-                <w:color w:val="2C3E50"/>
-                <w:sz w:val="20"/>
-                <w:szCs w:val="20"/>
-                <w:lang w:val="pt-PT"/>
-              </w:rPr>
-              <w:t>setup</w:t>
-            </w:r>
-            <w:proofErr w:type="spellEnd"/>
-            <w:r>
-              <w:rPr>
-                <w:rFonts w:eastAsia="Arial" w:cs="Arial"/>
-                <w:color w:val="2C3E50"/>
-                <w:sz w:val="20"/>
-                <w:szCs w:val="20"/>
-                <w:lang w:val="pt-PT"/>
-              </w:rPr>
-              <w:t xml:space="preserve"> </w:t>
-            </w:r>
-            <w:proofErr w:type="spellStart"/>
-            <w:r>
-              <w:rPr>
-                <w:rFonts w:eastAsia="Arial" w:cs="Arial"/>
-                <w:color w:val="2C3E50"/>
-                <w:sz w:val="20"/>
-                <w:szCs w:val="20"/>
-                <w:lang w:val="pt-PT"/>
-              </w:rPr>
-              <w:t>actual</w:t>
-            </w:r>
-            <w:proofErr w:type="spellEnd"/>
-            <w:r>
-              <w:rPr>
-                <w:rFonts w:eastAsia="Arial" w:cs="Arial"/>
-                <w:color w:val="2C3E50"/>
-                <w:sz w:val="20"/>
-                <w:szCs w:val="20"/>
-                <w:lang w:val="pt-PT"/>
-              </w:rPr>
-              <w:t xml:space="preserve"> e um </w:t>
-            </w:r>
-            <w:proofErr w:type="spellStart"/>
-            <w:r>
-              <w:rPr>
-                <w:rFonts w:eastAsia="Arial" w:cs="Arial"/>
-                <w:color w:val="2C3E50"/>
-                <w:sz w:val="20"/>
-                <w:szCs w:val="20"/>
-                <w:lang w:val="pt-PT"/>
-              </w:rPr>
-              <w:t>unico</w:t>
-            </w:r>
-            <w:proofErr w:type="spellEnd"/>
-            <w:r>
-              <w:rPr>
-                <w:rFonts w:eastAsia="Arial" w:cs="Arial"/>
-                <w:color w:val="2C3E50"/>
-                <w:sz w:val="20"/>
-                <w:szCs w:val="20"/>
-                <w:lang w:val="pt-PT"/>
-              </w:rPr>
-              <w:t xml:space="preserve"> servidor (vertical </w:t>
-            </w:r>
-            <w:proofErr w:type="spellStart"/>
-            <w:r>
-              <w:rPr>
-                <w:rFonts w:eastAsia="Arial" w:cs="Arial"/>
-                <w:color w:val="2C3E50"/>
-                <w:sz w:val="20"/>
-                <w:szCs w:val="20"/>
-                <w:lang w:val="pt-PT"/>
-              </w:rPr>
-              <w:t>scaling</w:t>
-            </w:r>
-            <w:proofErr w:type="spellEnd"/>
-            <w:r>
-              <w:rPr>
-                <w:rFonts w:eastAsia="Arial" w:cs="Arial"/>
-                <w:color w:val="2C3E50"/>
-                <w:sz w:val="20"/>
-                <w:szCs w:val="20"/>
-                <w:lang w:val="pt-PT"/>
-              </w:rPr>
-              <w:t xml:space="preserve">). Para triplo de carga, a primeira </w:t>
-            </w:r>
-            <w:proofErr w:type="spellStart"/>
-            <w:r>
-              <w:rPr>
-                <w:rFonts w:eastAsia="Arial" w:cs="Arial"/>
-                <w:color w:val="2C3E50"/>
-                <w:sz w:val="20"/>
-                <w:szCs w:val="20"/>
-                <w:lang w:val="pt-PT"/>
-              </w:rPr>
-              <w:t>solucao</w:t>
-            </w:r>
-            <w:proofErr w:type="spellEnd"/>
-            <w:r>
-              <w:rPr>
-                <w:rFonts w:eastAsia="Arial" w:cs="Arial"/>
-                <w:color w:val="2C3E50"/>
-                <w:sz w:val="20"/>
-                <w:szCs w:val="20"/>
-                <w:lang w:val="pt-PT"/>
-              </w:rPr>
-              <w:t xml:space="preserve"> seria uma replica de leitura com </w:t>
-            </w:r>
-            <w:proofErr w:type="spellStart"/>
-            <w:r>
-              <w:rPr>
-                <w:rFonts w:eastAsia="Arial" w:cs="Arial"/>
-                <w:color w:val="2C3E50"/>
-                <w:sz w:val="20"/>
-                <w:szCs w:val="20"/>
-                <w:lang w:val="pt-PT"/>
-              </w:rPr>
-              <w:t>PostgreSQL</w:t>
-            </w:r>
-            <w:proofErr w:type="spellEnd"/>
-            <w:r>
-              <w:rPr>
-                <w:rFonts w:eastAsia="Arial" w:cs="Arial"/>
-                <w:color w:val="2C3E50"/>
-                <w:sz w:val="20"/>
-                <w:szCs w:val="20"/>
-                <w:lang w:val="pt-PT"/>
-              </w:rPr>
-              <w:t xml:space="preserve"> </w:t>
-            </w:r>
-            <w:proofErr w:type="spellStart"/>
-            <w:r>
-              <w:rPr>
-                <w:rFonts w:eastAsia="Arial" w:cs="Arial"/>
-                <w:color w:val="2C3E50"/>
-                <w:sz w:val="20"/>
-                <w:szCs w:val="20"/>
-                <w:lang w:val="pt-PT"/>
-              </w:rPr>
-              <w:t>Streaming</w:t>
-            </w:r>
-            <w:proofErr w:type="spellEnd"/>
-            <w:r>
-              <w:rPr>
-                <w:rFonts w:eastAsia="Arial" w:cs="Arial"/>
-                <w:color w:val="2C3E50"/>
-                <w:sz w:val="20"/>
-                <w:szCs w:val="20"/>
-                <w:lang w:val="pt-PT"/>
-              </w:rPr>
-              <w:t xml:space="preserve"> </w:t>
-            </w:r>
-            <w:proofErr w:type="spellStart"/>
-            <w:r>
-              <w:rPr>
-                <w:rFonts w:eastAsia="Arial" w:cs="Arial"/>
-                <w:color w:val="2C3E50"/>
-                <w:sz w:val="20"/>
-                <w:szCs w:val="20"/>
-                <w:lang w:val="pt-PT"/>
-              </w:rPr>
-              <w:t>Replication</w:t>
-            </w:r>
-            <w:proofErr w:type="spellEnd"/>
-            <w:r>
-              <w:rPr>
-                <w:rFonts w:eastAsia="Arial" w:cs="Arial"/>
-                <w:color w:val="2C3E50"/>
-                <w:sz w:val="20"/>
-                <w:szCs w:val="20"/>
-                <w:lang w:val="pt-PT"/>
-              </w:rPr>
-              <w:t xml:space="preserve">: </w:t>
-            </w:r>
-            <w:proofErr w:type="spellStart"/>
-            <w:r>
-              <w:rPr>
-                <w:rFonts w:eastAsia="Arial" w:cs="Arial"/>
-                <w:color w:val="2C3E50"/>
-                <w:sz w:val="20"/>
-                <w:szCs w:val="20"/>
-                <w:lang w:val="pt-PT"/>
-              </w:rPr>
-              <w:t>queries</w:t>
-            </w:r>
-            <w:proofErr w:type="spellEnd"/>
-            <w:r>
-              <w:rPr>
-                <w:rFonts w:eastAsia="Arial" w:cs="Arial"/>
-                <w:color w:val="2C3E50"/>
-                <w:sz w:val="20"/>
-                <w:szCs w:val="20"/>
-                <w:lang w:val="pt-PT"/>
-              </w:rPr>
-              <w:t xml:space="preserve"> SELECT </w:t>
-            </w:r>
-            <w:proofErr w:type="spellStart"/>
-            <w:r>
-              <w:rPr>
-                <w:rFonts w:eastAsia="Arial" w:cs="Arial"/>
-                <w:color w:val="2C3E50"/>
-                <w:sz w:val="20"/>
-                <w:szCs w:val="20"/>
-                <w:lang w:val="pt-PT"/>
-              </w:rPr>
-              <w:t>vao</w:t>
-            </w:r>
-            <w:proofErr w:type="spellEnd"/>
-            <w:r>
-              <w:rPr>
-                <w:rFonts w:eastAsia="Arial" w:cs="Arial"/>
-                <w:color w:val="2C3E50"/>
-                <w:sz w:val="20"/>
-                <w:szCs w:val="20"/>
-                <w:lang w:val="pt-PT"/>
-              </w:rPr>
-              <w:t xml:space="preserve"> para a replica, e apenas INSERT/UPDATE/DELETE </w:t>
-            </w:r>
-            <w:proofErr w:type="spellStart"/>
-            <w:r>
-              <w:rPr>
-                <w:rFonts w:eastAsia="Arial" w:cs="Arial"/>
-                <w:color w:val="2C3E50"/>
-                <w:sz w:val="20"/>
-                <w:szCs w:val="20"/>
-                <w:lang w:val="pt-PT"/>
-              </w:rPr>
-              <w:t>vao</w:t>
-            </w:r>
-            <w:proofErr w:type="spellEnd"/>
-            <w:r>
-              <w:rPr>
-                <w:rFonts w:eastAsia="Arial" w:cs="Arial"/>
-                <w:color w:val="2C3E50"/>
-                <w:sz w:val="20"/>
-                <w:szCs w:val="20"/>
-                <w:lang w:val="pt-PT"/>
-              </w:rPr>
-              <w:t xml:space="preserve"> para o servidor </w:t>
-            </w:r>
-            <w:proofErr w:type="spellStart"/>
-            <w:r>
-              <w:rPr>
-                <w:rFonts w:eastAsia="Arial" w:cs="Arial"/>
-                <w:color w:val="2C3E50"/>
-                <w:sz w:val="20"/>
-                <w:szCs w:val="20"/>
-                <w:lang w:val="pt-PT"/>
-              </w:rPr>
-              <w:t>primario</w:t>
-            </w:r>
-            <w:proofErr w:type="spellEnd"/>
-            <w:r>
-              <w:rPr>
-                <w:rFonts w:eastAsia="Arial" w:cs="Arial"/>
-                <w:color w:val="2C3E50"/>
-                <w:sz w:val="20"/>
-                <w:szCs w:val="20"/>
-                <w:lang w:val="pt-PT"/>
-              </w:rPr>
-              <w:t xml:space="preserve">. Isto distribui a carga sem alterar o </w:t>
-            </w:r>
-            <w:proofErr w:type="spellStart"/>
-            <w:r>
-              <w:rPr>
-                <w:rFonts w:eastAsia="Arial" w:cs="Arial"/>
-                <w:color w:val="2C3E50"/>
-                <w:sz w:val="20"/>
-                <w:szCs w:val="20"/>
-                <w:lang w:val="pt-PT"/>
-              </w:rPr>
-              <w:t>codigo</w:t>
-            </w:r>
-            <w:proofErr w:type="spellEnd"/>
-            <w:r>
-              <w:rPr>
-                <w:rFonts w:eastAsia="Arial" w:cs="Arial"/>
-                <w:color w:val="2C3E50"/>
-                <w:sz w:val="20"/>
-                <w:szCs w:val="20"/>
-                <w:lang w:val="pt-PT"/>
-              </w:rPr>
-              <w:t xml:space="preserve"> da </w:t>
-            </w:r>
-            <w:proofErr w:type="spellStart"/>
-            <w:r>
-              <w:rPr>
-                <w:rFonts w:eastAsia="Arial" w:cs="Arial"/>
-                <w:color w:val="2C3E50"/>
-                <w:sz w:val="20"/>
-                <w:szCs w:val="20"/>
-                <w:lang w:val="pt-PT"/>
-              </w:rPr>
-              <w:t>aplicacao</w:t>
-            </w:r>
-            <w:proofErr w:type="spellEnd"/>
-            <w:r>
-              <w:rPr>
-                <w:rFonts w:eastAsia="Arial" w:cs="Arial"/>
-                <w:color w:val="2C3E50"/>
-                <w:sz w:val="20"/>
-                <w:szCs w:val="20"/>
-                <w:lang w:val="pt-PT"/>
-              </w:rPr>
-              <w:t>.</w:t>
+              <w:t>O setup actual e um unico servidor (vertical scaling). Para triplo de carga, a primeira solucao seria uma replica de leitura com PostgreSQL Streaming Replication: queries SELECT vao para a replica, e apenas INSERT/UPDATE/DELETE vao para o servidor primario. Isto distribui a carga sem alterar o codigo da aplicacao.</w:t>
             </w:r>
           </w:p>
         </w:tc>
@@ -15208,15 +11571,6 @@
   </w:num>
   <w:num w:numId="64" w16cid:durableId="1565409607">
     <w:abstractNumId w:val="4"/>
-    <w:lvlOverride w:ilvl="0"/>
-    <w:lvlOverride w:ilvl="1"/>
-    <w:lvlOverride w:ilvl="2"/>
-    <w:lvlOverride w:ilvl="3"/>
-    <w:lvlOverride w:ilvl="4"/>
-    <w:lvlOverride w:ilvl="5"/>
-    <w:lvlOverride w:ilvl="6"/>
-    <w:lvlOverride w:ilvl="7"/>
-    <w:lvlOverride w:ilvl="8"/>
   </w:num>
   <w:numIdMacAtCleanup w:val="39"/>
 </w:numbering>
@@ -15722,6 +12076,7 @@
   <w:style w:type="character" w:default="1" w:styleId="Tipodeletrapredefinidodopargrafo">
     <w:name w:val="Default Paragraph Font"/>
     <w:uiPriority w:val="1"/>
+    <w:semiHidden/>
     <w:unhideWhenUsed/>
   </w:style>
   <w:style w:type="table" w:default="1" w:styleId="Tabelanormal">
@@ -16092,12 +12447,12 @@
       <w:tblStyleRowBandSize w:val="1"/>
       <w:tblStyleColBandSize w:val="1"/>
       <w:tblBorders>
-        <w:top w:val="single" w:sz="4" w:space="0" w:color="000000" w:themeColor="background1" w:themeShade="BF"/>
-        <w:left w:val="single" w:sz="4" w:space="0" w:color="000000" w:themeColor="background1" w:themeShade="BF"/>
-        <w:bottom w:val="single" w:sz="4" w:space="0" w:color="000000" w:themeColor="background1" w:themeShade="BF"/>
-        <w:right w:val="single" w:sz="4" w:space="0" w:color="000000" w:themeColor="background1" w:themeShade="BF"/>
-        <w:insideH w:val="single" w:sz="4" w:space="0" w:color="000000" w:themeColor="background1" w:themeShade="BF"/>
-        <w:insideV w:val="single" w:sz="4" w:space="0" w:color="000000" w:themeColor="background1" w:themeShade="BF"/>
+        <w:top w:val="single" w:sz="4" w:space="0" w:color="BFBFBF" w:themeColor="background1" w:themeShade="BF"/>
+        <w:left w:val="single" w:sz="4" w:space="0" w:color="BFBFBF" w:themeColor="background1" w:themeShade="BF"/>
+        <w:bottom w:val="single" w:sz="4" w:space="0" w:color="BFBFBF" w:themeColor="background1" w:themeShade="BF"/>
+        <w:right w:val="single" w:sz="4" w:space="0" w:color="BFBFBF" w:themeColor="background1" w:themeShade="BF"/>
+        <w:insideH w:val="single" w:sz="4" w:space="0" w:color="BFBFBF" w:themeColor="background1" w:themeShade="BF"/>
+        <w:insideV w:val="single" w:sz="4" w:space="0" w:color="BFBFBF" w:themeColor="background1" w:themeShade="BF"/>
       </w:tblBorders>
     </w:tblPr>
     <w:tblStylePr w:type="firstRow">
@@ -16114,7 +12469,7 @@
       <w:tblPr/>
       <w:tcPr>
         <w:tcBorders>
-          <w:top w:val="double" w:sz="4" w:space="0" w:color="000000" w:themeColor="background1" w:themeShade="BF"/>
+          <w:top w:val="double" w:sz="4" w:space="0" w:color="BFBFBF" w:themeColor="background1" w:themeShade="BF"/>
         </w:tcBorders>
       </w:tcPr>
     </w:tblStylePr>
@@ -16133,13 +12488,13 @@
     <w:tblStylePr w:type="band1Vert">
       <w:tblPr/>
       <w:tcPr>
-        <w:shd w:val="clear" w:color="auto" w:fill="000000" w:themeFill="background1" w:themeFillShade="F2"/>
+        <w:shd w:val="clear" w:color="auto" w:fill="F2F2F2" w:themeFill="background1" w:themeFillShade="F2"/>
       </w:tcPr>
     </w:tblStylePr>
     <w:tblStylePr w:type="band1Horz">
       <w:tblPr/>
       <w:tcPr>
-        <w:shd w:val="clear" w:color="auto" w:fill="000000" w:themeFill="background1" w:themeFillShade="F2"/>
+        <w:shd w:val="clear" w:color="auto" w:fill="F2F2F2" w:themeFill="background1" w:themeFillShade="F2"/>
       </w:tcPr>
     </w:tblStylePr>
   </w:style>
@@ -16397,10 +12752,10 @@
   <a:themeElements>
     <a:clrScheme name="Office">
       <a:dk1>
-        <a:sysClr val="windowText" lastClr="C6C6C6"/>
+        <a:sysClr val="windowText" lastClr="000000"/>
       </a:dk1>
       <a:lt1>
-        <a:sysClr val="window" lastClr="000000"/>
+        <a:sysClr val="window" lastClr="FFFFFF"/>
       </a:lt1>
       <a:dk2>
         <a:srgbClr val="44546A"/>
